--- a/SS Evidence Collection Template.docx
+++ b/SS Evidence Collection Template.docx
@@ -671,9 +671,9 @@
         <w:tblLook w:val="04A0" w:firstRow="1" w:lastRow="0" w:firstColumn="1" w:lastColumn="0" w:noHBand="0" w:noVBand="1"/>
       </w:tblPr>
       <w:tblGrid>
-        <w:gridCol w:w="1213"/>
-        <w:gridCol w:w="3744"/>
-        <w:gridCol w:w="4059"/>
+        <w:gridCol w:w="692"/>
+        <w:gridCol w:w="4531"/>
+        <w:gridCol w:w="3793"/>
       </w:tblGrid>
       <w:tr>
         <w:trPr>
@@ -782,6 +782,13 @@
                 <w:szCs w:val="24"/>
               </w:rPr>
             </w:pPr>
+            <w:r>
+              <w:rPr>
+                <w:sz w:val="24"/>
+                <w:szCs w:val="24"/>
+              </w:rPr>
+              <w:t>1.1</w:t>
+            </w:r>
           </w:p>
         </w:tc>
         <w:tc>
@@ -795,6 +802,47 @@
                 <w:szCs w:val="24"/>
               </w:rPr>
             </w:pPr>
+            <w:r>
+              <w:rPr>
+                <w:sz w:val="24"/>
+                <w:szCs w:val="24"/>
+              </w:rPr>
+              <w:drawing>
+                <wp:inline distT="0" distB="0" distL="0" distR="0" wp14:anchorId="59B179AD" wp14:editId="0895BC24">
+                  <wp:extent cx="5731510" cy="3286760"/>
+                  <wp:effectExtent l="0" t="0" r="2540" b="8890"/>
+                  <wp:docPr id="1571282871" name="Picture 1"/>
+                  <wp:cNvGraphicFramePr>
+                    <a:graphicFrameLocks xmlns:a="http://schemas.openxmlformats.org/drawingml/2006/main" noChangeAspect="1"/>
+                  </wp:cNvGraphicFramePr>
+                  <a:graphic xmlns:a="http://schemas.openxmlformats.org/drawingml/2006/main">
+                    <a:graphicData uri="http://schemas.openxmlformats.org/drawingml/2006/picture">
+                      <pic:pic xmlns:pic="http://schemas.openxmlformats.org/drawingml/2006/picture">
+                        <pic:nvPicPr>
+                          <pic:cNvPr id="1571282871" name=""/>
+                          <pic:cNvPicPr/>
+                        </pic:nvPicPr>
+                        <pic:blipFill>
+                          <a:blip r:embed="rId7"/>
+                          <a:stretch>
+                            <a:fillRect/>
+                          </a:stretch>
+                        </pic:blipFill>
+                        <pic:spPr>
+                          <a:xfrm>
+                            <a:off x="0" y="0"/>
+                            <a:ext cx="5731510" cy="3286760"/>
+                          </a:xfrm>
+                          <a:prstGeom prst="rect">
+                            <a:avLst/>
+                          </a:prstGeom>
+                        </pic:spPr>
+                      </pic:pic>
+                    </a:graphicData>
+                  </a:graphic>
+                </wp:inline>
+              </w:drawing>
+            </w:r>
           </w:p>
         </w:tc>
         <w:tc>
@@ -808,6 +856,2250 @@
                 <w:szCs w:val="24"/>
               </w:rPr>
             </w:pPr>
+            <w:hyperlink r:id="rId8" w:history="1">
+              <w:r>
+                <w:rPr>
+                  <w:rStyle w:val="Hyperlink"/>
+                  <w:sz w:val="24"/>
+                  <w:szCs w:val="24"/>
+                </w:rPr>
+                <w:t>raw.githubusercontent.com/michael-dgidc/pythoncourse/refs/heads/main/Day2/sh</w:t>
+              </w:r>
+              <w:r>
+                <w:rPr>
+                  <w:rStyle w:val="Hyperlink"/>
+                  <w:sz w:val="24"/>
+                  <w:szCs w:val="24"/>
+                </w:rPr>
+                <w:t>o</w:t>
+              </w:r>
+              <w:r>
+                <w:rPr>
+                  <w:rStyle w:val="Hyperlink"/>
+                  <w:sz w:val="24"/>
+                  <w:szCs w:val="24"/>
+                </w:rPr>
+                <w:t>ppinglist/DataTypesDemo.py</w:t>
+              </w:r>
+            </w:hyperlink>
+            <w:r>
+              <w:rPr>
+                <w:sz w:val="24"/>
+                <w:szCs w:val="24"/>
+              </w:rPr>
+              <w:t xml:space="preserve">    </w:t>
+            </w:r>
+            <w:r>
+              <w:rPr>
+                <w:sz w:val="24"/>
+                <w:szCs w:val="24"/>
+              </w:rPr>
+              <w:t># DataTypesDemo.py</w:t>
+            </w:r>
+          </w:p>
+          <w:p>
+            <w:pPr>
+              <w:rPr>
+                <w:sz w:val="24"/>
+                <w:szCs w:val="24"/>
+              </w:rPr>
+            </w:pPr>
+            <w:r>
+              <w:rPr>
+                <w:sz w:val="24"/>
+                <w:szCs w:val="24"/>
+              </w:rPr>
+              <w:t># Demonstrates creation, initialization, and type-checking of common Python data types.</w:t>
+            </w:r>
+          </w:p>
+          <w:p>
+            <w:pPr>
+              <w:rPr>
+                <w:sz w:val="24"/>
+                <w:szCs w:val="24"/>
+              </w:rPr>
+            </w:pPr>
+          </w:p>
+          <w:p>
+            <w:pPr>
+              <w:rPr>
+                <w:sz w:val="24"/>
+                <w:szCs w:val="24"/>
+              </w:rPr>
+            </w:pPr>
+            <w:r>
+              <w:rPr>
+                <w:sz w:val="24"/>
+                <w:szCs w:val="24"/>
+              </w:rPr>
+              <w:t>def show(name, value):</w:t>
+            </w:r>
+          </w:p>
+          <w:p>
+            <w:pPr>
+              <w:rPr>
+                <w:sz w:val="24"/>
+                <w:szCs w:val="24"/>
+              </w:rPr>
+            </w:pPr>
+            <w:r>
+              <w:rPr>
+                <w:sz w:val="24"/>
+                <w:szCs w:val="24"/>
+              </w:rPr>
+              <w:t xml:space="preserve">    # prints a readable representation and the type name of `value`</w:t>
+            </w:r>
+          </w:p>
+          <w:p>
+            <w:pPr>
+              <w:rPr>
+                <w:sz w:val="24"/>
+                <w:szCs w:val="24"/>
+              </w:rPr>
+            </w:pPr>
+            <w:r>
+              <w:rPr>
+                <w:sz w:val="24"/>
+                <w:szCs w:val="24"/>
+              </w:rPr>
+              <w:t xml:space="preserve">    print(f"{name}: {</w:t>
+            </w:r>
+            <w:proofErr w:type="spellStart"/>
+            <w:r>
+              <w:rPr>
+                <w:sz w:val="24"/>
+                <w:szCs w:val="24"/>
+              </w:rPr>
+              <w:t>value!r</w:t>
+            </w:r>
+            <w:proofErr w:type="spellEnd"/>
+            <w:r>
+              <w:rPr>
+                <w:sz w:val="24"/>
+                <w:szCs w:val="24"/>
+              </w:rPr>
+              <w:t>} (type: {type(value).__name__})")</w:t>
+            </w:r>
+          </w:p>
+          <w:p>
+            <w:pPr>
+              <w:rPr>
+                <w:sz w:val="24"/>
+                <w:szCs w:val="24"/>
+              </w:rPr>
+            </w:pPr>
+          </w:p>
+          <w:p>
+            <w:pPr>
+              <w:rPr>
+                <w:sz w:val="24"/>
+                <w:szCs w:val="24"/>
+              </w:rPr>
+            </w:pPr>
+            <w:r>
+              <w:rPr>
+                <w:sz w:val="24"/>
+                <w:szCs w:val="24"/>
+              </w:rPr>
+              <w:t># Numeric types</w:t>
+            </w:r>
+          </w:p>
+          <w:p>
+            <w:pPr>
+              <w:rPr>
+                <w:sz w:val="24"/>
+                <w:szCs w:val="24"/>
+              </w:rPr>
+            </w:pPr>
+            <w:proofErr w:type="spellStart"/>
+            <w:r>
+              <w:rPr>
+                <w:sz w:val="24"/>
+                <w:szCs w:val="24"/>
+              </w:rPr>
+              <w:t>int_var</w:t>
+            </w:r>
+            <w:proofErr w:type="spellEnd"/>
+            <w:r>
+              <w:rPr>
+                <w:sz w:val="24"/>
+                <w:szCs w:val="24"/>
+              </w:rPr>
+              <w:t xml:space="preserve"> = 42  # integer literal assigned to `</w:t>
+            </w:r>
+            <w:proofErr w:type="spellStart"/>
+            <w:r>
+              <w:rPr>
+                <w:sz w:val="24"/>
+                <w:szCs w:val="24"/>
+              </w:rPr>
+              <w:t>int_var</w:t>
+            </w:r>
+            <w:proofErr w:type="spellEnd"/>
+            <w:r>
+              <w:rPr>
+                <w:sz w:val="24"/>
+                <w:szCs w:val="24"/>
+              </w:rPr>
+              <w:t>`</w:t>
+            </w:r>
+          </w:p>
+          <w:p>
+            <w:pPr>
+              <w:rPr>
+                <w:sz w:val="24"/>
+                <w:szCs w:val="24"/>
+              </w:rPr>
+            </w:pPr>
+            <w:proofErr w:type="spellStart"/>
+            <w:r>
+              <w:rPr>
+                <w:sz w:val="24"/>
+                <w:szCs w:val="24"/>
+              </w:rPr>
+              <w:t>float_var</w:t>
+            </w:r>
+            <w:proofErr w:type="spellEnd"/>
+            <w:r>
+              <w:rPr>
+                <w:sz w:val="24"/>
+                <w:szCs w:val="24"/>
+              </w:rPr>
+              <w:t xml:space="preserve"> = 3.14159  # floating-point literal assigned to `</w:t>
+            </w:r>
+            <w:proofErr w:type="spellStart"/>
+            <w:r>
+              <w:rPr>
+                <w:sz w:val="24"/>
+                <w:szCs w:val="24"/>
+              </w:rPr>
+              <w:t>float_var</w:t>
+            </w:r>
+            <w:proofErr w:type="spellEnd"/>
+            <w:r>
+              <w:rPr>
+                <w:sz w:val="24"/>
+                <w:szCs w:val="24"/>
+              </w:rPr>
+              <w:t>`</w:t>
+            </w:r>
+          </w:p>
+          <w:p>
+            <w:pPr>
+              <w:rPr>
+                <w:sz w:val="24"/>
+                <w:szCs w:val="24"/>
+              </w:rPr>
+            </w:pPr>
+            <w:proofErr w:type="spellStart"/>
+            <w:r>
+              <w:rPr>
+                <w:sz w:val="24"/>
+                <w:szCs w:val="24"/>
+              </w:rPr>
+              <w:t>complex_var</w:t>
+            </w:r>
+            <w:proofErr w:type="spellEnd"/>
+            <w:r>
+              <w:rPr>
+                <w:sz w:val="24"/>
+                <w:szCs w:val="24"/>
+              </w:rPr>
+              <w:t xml:space="preserve"> = 2 + 3j  # complex number with real=2 and </w:t>
+            </w:r>
+            <w:proofErr w:type="spellStart"/>
+            <w:r>
+              <w:rPr>
+                <w:sz w:val="24"/>
+                <w:szCs w:val="24"/>
+              </w:rPr>
+              <w:t>imag</w:t>
+            </w:r>
+            <w:proofErr w:type="spellEnd"/>
+            <w:r>
+              <w:rPr>
+                <w:sz w:val="24"/>
+                <w:szCs w:val="24"/>
+              </w:rPr>
+              <w:t>=3</w:t>
+            </w:r>
+          </w:p>
+          <w:p>
+            <w:pPr>
+              <w:rPr>
+                <w:sz w:val="24"/>
+                <w:szCs w:val="24"/>
+              </w:rPr>
+            </w:pPr>
+          </w:p>
+          <w:p>
+            <w:pPr>
+              <w:rPr>
+                <w:sz w:val="24"/>
+                <w:szCs w:val="24"/>
+              </w:rPr>
+            </w:pPr>
+            <w:r>
+              <w:rPr>
+                <w:sz w:val="24"/>
+                <w:szCs w:val="24"/>
+              </w:rPr>
+              <w:t xml:space="preserve"># Text and </w:t>
+            </w:r>
+            <w:proofErr w:type="spellStart"/>
+            <w:r>
+              <w:rPr>
+                <w:sz w:val="24"/>
+                <w:szCs w:val="24"/>
+              </w:rPr>
+              <w:t>boolean</w:t>
+            </w:r>
+            <w:proofErr w:type="spellEnd"/>
+          </w:p>
+          <w:p>
+            <w:pPr>
+              <w:rPr>
+                <w:sz w:val="24"/>
+                <w:szCs w:val="24"/>
+              </w:rPr>
+            </w:pPr>
+            <w:proofErr w:type="spellStart"/>
+            <w:r>
+              <w:rPr>
+                <w:sz w:val="24"/>
+                <w:szCs w:val="24"/>
+              </w:rPr>
+              <w:t>str_var</w:t>
+            </w:r>
+            <w:proofErr w:type="spellEnd"/>
+            <w:r>
+              <w:rPr>
+                <w:sz w:val="24"/>
+                <w:szCs w:val="24"/>
+              </w:rPr>
+              <w:t xml:space="preserve"> = "hello, world"  # string assigned to `</w:t>
+            </w:r>
+            <w:proofErr w:type="spellStart"/>
+            <w:r>
+              <w:rPr>
+                <w:sz w:val="24"/>
+                <w:szCs w:val="24"/>
+              </w:rPr>
+              <w:t>str_var</w:t>
+            </w:r>
+            <w:proofErr w:type="spellEnd"/>
+            <w:r>
+              <w:rPr>
+                <w:sz w:val="24"/>
+                <w:szCs w:val="24"/>
+              </w:rPr>
+              <w:t>`</w:t>
+            </w:r>
+          </w:p>
+          <w:p>
+            <w:pPr>
+              <w:rPr>
+                <w:sz w:val="24"/>
+                <w:szCs w:val="24"/>
+              </w:rPr>
+            </w:pPr>
+            <w:proofErr w:type="spellStart"/>
+            <w:r>
+              <w:rPr>
+                <w:sz w:val="24"/>
+                <w:szCs w:val="24"/>
+              </w:rPr>
+              <w:t>bool_var</w:t>
+            </w:r>
+            <w:proofErr w:type="spellEnd"/>
+            <w:r>
+              <w:rPr>
+                <w:sz w:val="24"/>
+                <w:szCs w:val="24"/>
+              </w:rPr>
+              <w:t xml:space="preserve"> = True  # </w:t>
+            </w:r>
+            <w:proofErr w:type="spellStart"/>
+            <w:r>
+              <w:rPr>
+                <w:sz w:val="24"/>
+                <w:szCs w:val="24"/>
+              </w:rPr>
+              <w:t>boolean</w:t>
+            </w:r>
+            <w:proofErr w:type="spellEnd"/>
+            <w:r>
+              <w:rPr>
+                <w:sz w:val="24"/>
+                <w:szCs w:val="24"/>
+              </w:rPr>
+              <w:t xml:space="preserve"> True assigned to `</w:t>
+            </w:r>
+            <w:proofErr w:type="spellStart"/>
+            <w:r>
+              <w:rPr>
+                <w:sz w:val="24"/>
+                <w:szCs w:val="24"/>
+              </w:rPr>
+              <w:t>bool_var</w:t>
+            </w:r>
+            <w:proofErr w:type="spellEnd"/>
+            <w:r>
+              <w:rPr>
+                <w:sz w:val="24"/>
+                <w:szCs w:val="24"/>
+              </w:rPr>
+              <w:t>`</w:t>
+            </w:r>
+          </w:p>
+          <w:p>
+            <w:pPr>
+              <w:rPr>
+                <w:sz w:val="24"/>
+                <w:szCs w:val="24"/>
+              </w:rPr>
+            </w:pPr>
+          </w:p>
+          <w:p>
+            <w:pPr>
+              <w:rPr>
+                <w:sz w:val="24"/>
+                <w:szCs w:val="24"/>
+              </w:rPr>
+            </w:pPr>
+            <w:r>
+              <w:rPr>
+                <w:sz w:val="24"/>
+                <w:szCs w:val="24"/>
+              </w:rPr>
+              <w:t># Sequence types</w:t>
+            </w:r>
+          </w:p>
+          <w:p>
+            <w:pPr>
+              <w:rPr>
+                <w:sz w:val="24"/>
+                <w:szCs w:val="24"/>
+              </w:rPr>
+            </w:pPr>
+            <w:proofErr w:type="spellStart"/>
+            <w:r>
+              <w:rPr>
+                <w:sz w:val="24"/>
+                <w:szCs w:val="24"/>
+              </w:rPr>
+              <w:t>list_var</w:t>
+            </w:r>
+            <w:proofErr w:type="spellEnd"/>
+            <w:r>
+              <w:rPr>
+                <w:sz w:val="24"/>
+                <w:szCs w:val="24"/>
+              </w:rPr>
+              <w:t xml:space="preserve"> = [1, "two", 3.0]  # list containing mixed-type elements</w:t>
+            </w:r>
+          </w:p>
+          <w:p>
+            <w:pPr>
+              <w:rPr>
+                <w:sz w:val="24"/>
+                <w:szCs w:val="24"/>
+              </w:rPr>
+            </w:pPr>
+            <w:proofErr w:type="spellStart"/>
+            <w:r>
+              <w:rPr>
+                <w:sz w:val="24"/>
+                <w:szCs w:val="24"/>
+              </w:rPr>
+              <w:t>tuple_var</w:t>
+            </w:r>
+            <w:proofErr w:type="spellEnd"/>
+            <w:r>
+              <w:rPr>
+                <w:sz w:val="24"/>
+                <w:szCs w:val="24"/>
+              </w:rPr>
+              <w:t xml:space="preserve"> = (1, 2, 3)  # immutable tuple of integers</w:t>
+            </w:r>
+          </w:p>
+          <w:p>
+            <w:pPr>
+              <w:rPr>
+                <w:sz w:val="24"/>
+                <w:szCs w:val="24"/>
+              </w:rPr>
+            </w:pPr>
+            <w:proofErr w:type="spellStart"/>
+            <w:r>
+              <w:rPr>
+                <w:sz w:val="24"/>
+                <w:szCs w:val="24"/>
+              </w:rPr>
+              <w:t>range_var</w:t>
+            </w:r>
+            <w:proofErr w:type="spellEnd"/>
+            <w:r>
+              <w:rPr>
+                <w:sz w:val="24"/>
+                <w:szCs w:val="24"/>
+              </w:rPr>
+              <w:t xml:space="preserve"> = range(5)  # range object representing 0..4</w:t>
+            </w:r>
+          </w:p>
+          <w:p>
+            <w:pPr>
+              <w:rPr>
+                <w:sz w:val="24"/>
+                <w:szCs w:val="24"/>
+              </w:rPr>
+            </w:pPr>
+          </w:p>
+          <w:p>
+            <w:pPr>
+              <w:rPr>
+                <w:sz w:val="24"/>
+                <w:szCs w:val="24"/>
+              </w:rPr>
+            </w:pPr>
+            <w:r>
+              <w:rPr>
+                <w:sz w:val="24"/>
+                <w:szCs w:val="24"/>
+              </w:rPr>
+              <w:t># Set types</w:t>
+            </w:r>
+          </w:p>
+          <w:p>
+            <w:pPr>
+              <w:rPr>
+                <w:sz w:val="24"/>
+                <w:szCs w:val="24"/>
+              </w:rPr>
+            </w:pPr>
+            <w:proofErr w:type="spellStart"/>
+            <w:r>
+              <w:rPr>
+                <w:sz w:val="24"/>
+                <w:szCs w:val="24"/>
+              </w:rPr>
+              <w:t>set_var</w:t>
+            </w:r>
+            <w:proofErr w:type="spellEnd"/>
+            <w:r>
+              <w:rPr>
+                <w:sz w:val="24"/>
+                <w:szCs w:val="24"/>
+              </w:rPr>
+              <w:t xml:space="preserve"> = {1, 2, 3}  # unordered unique collection (set)</w:t>
+            </w:r>
+          </w:p>
+          <w:p>
+            <w:pPr>
+              <w:rPr>
+                <w:sz w:val="24"/>
+                <w:szCs w:val="24"/>
+              </w:rPr>
+            </w:pPr>
+            <w:proofErr w:type="spellStart"/>
+            <w:r>
+              <w:rPr>
+                <w:sz w:val="24"/>
+                <w:szCs w:val="24"/>
+              </w:rPr>
+              <w:t>frozenset_var</w:t>
+            </w:r>
+            <w:proofErr w:type="spellEnd"/>
+            <w:r>
+              <w:rPr>
+                <w:sz w:val="24"/>
+                <w:szCs w:val="24"/>
+              </w:rPr>
+              <w:t xml:space="preserve"> = </w:t>
+            </w:r>
+            <w:proofErr w:type="spellStart"/>
+            <w:r>
+              <w:rPr>
+                <w:sz w:val="24"/>
+                <w:szCs w:val="24"/>
+              </w:rPr>
+              <w:t>frozenset</w:t>
+            </w:r>
+            <w:proofErr w:type="spellEnd"/>
+            <w:r>
+              <w:rPr>
+                <w:sz w:val="24"/>
+                <w:szCs w:val="24"/>
+              </w:rPr>
+              <w:t>([1, 2, 3])  # immutable set (</w:t>
+            </w:r>
+            <w:proofErr w:type="spellStart"/>
+            <w:r>
+              <w:rPr>
+                <w:sz w:val="24"/>
+                <w:szCs w:val="24"/>
+              </w:rPr>
+              <w:t>frozenset</w:t>
+            </w:r>
+            <w:proofErr w:type="spellEnd"/>
+            <w:r>
+              <w:rPr>
+                <w:sz w:val="24"/>
+                <w:szCs w:val="24"/>
+              </w:rPr>
+              <w:t>)</w:t>
+            </w:r>
+          </w:p>
+          <w:p>
+            <w:pPr>
+              <w:rPr>
+                <w:sz w:val="24"/>
+                <w:szCs w:val="24"/>
+              </w:rPr>
+            </w:pPr>
+          </w:p>
+          <w:p>
+            <w:pPr>
+              <w:rPr>
+                <w:sz w:val="24"/>
+                <w:szCs w:val="24"/>
+              </w:rPr>
+            </w:pPr>
+            <w:r>
+              <w:rPr>
+                <w:sz w:val="24"/>
+                <w:szCs w:val="24"/>
+              </w:rPr>
+              <w:t># Mapping</w:t>
+            </w:r>
+          </w:p>
+          <w:p>
+            <w:pPr>
+              <w:rPr>
+                <w:sz w:val="24"/>
+                <w:szCs w:val="24"/>
+              </w:rPr>
+            </w:pPr>
+            <w:proofErr w:type="spellStart"/>
+            <w:r>
+              <w:rPr>
+                <w:sz w:val="24"/>
+                <w:szCs w:val="24"/>
+              </w:rPr>
+              <w:t>dict_var</w:t>
+            </w:r>
+            <w:proofErr w:type="spellEnd"/>
+            <w:r>
+              <w:rPr>
+                <w:sz w:val="24"/>
+                <w:szCs w:val="24"/>
+              </w:rPr>
+              <w:t xml:space="preserve"> = {"a": 1, "b": 2}  # </w:t>
+            </w:r>
+            <w:proofErr w:type="spellStart"/>
+            <w:r>
+              <w:rPr>
+                <w:sz w:val="24"/>
+                <w:szCs w:val="24"/>
+              </w:rPr>
+              <w:t>dict</w:t>
+            </w:r>
+            <w:proofErr w:type="spellEnd"/>
+            <w:r>
+              <w:rPr>
+                <w:sz w:val="24"/>
+                <w:szCs w:val="24"/>
+              </w:rPr>
+              <w:t xml:space="preserve"> mapping string keys to integer values</w:t>
+            </w:r>
+          </w:p>
+          <w:p>
+            <w:pPr>
+              <w:rPr>
+                <w:sz w:val="24"/>
+                <w:szCs w:val="24"/>
+              </w:rPr>
+            </w:pPr>
+          </w:p>
+          <w:p>
+            <w:pPr>
+              <w:rPr>
+                <w:sz w:val="24"/>
+                <w:szCs w:val="24"/>
+              </w:rPr>
+            </w:pPr>
+            <w:r>
+              <w:rPr>
+                <w:sz w:val="24"/>
+                <w:szCs w:val="24"/>
+              </w:rPr>
+              <w:t># Binary types</w:t>
+            </w:r>
+          </w:p>
+          <w:p>
+            <w:pPr>
+              <w:rPr>
+                <w:sz w:val="24"/>
+                <w:szCs w:val="24"/>
+              </w:rPr>
+            </w:pPr>
+            <w:proofErr w:type="spellStart"/>
+            <w:r>
+              <w:rPr>
+                <w:sz w:val="24"/>
+                <w:szCs w:val="24"/>
+              </w:rPr>
+              <w:t>bytes_var</w:t>
+            </w:r>
+            <w:proofErr w:type="spellEnd"/>
+            <w:r>
+              <w:rPr>
+                <w:sz w:val="24"/>
+                <w:szCs w:val="24"/>
+              </w:rPr>
+              <w:t xml:space="preserve"> = </w:t>
+            </w:r>
+            <w:proofErr w:type="spellStart"/>
+            <w:r>
+              <w:rPr>
+                <w:sz w:val="24"/>
+                <w:szCs w:val="24"/>
+              </w:rPr>
+              <w:t>b"bytes</w:t>
+            </w:r>
+            <w:proofErr w:type="spellEnd"/>
+            <w:r>
+              <w:rPr>
+                <w:sz w:val="24"/>
+                <w:szCs w:val="24"/>
+              </w:rPr>
+              <w:t>"  # immutable bytes literal</w:t>
+            </w:r>
+          </w:p>
+          <w:p>
+            <w:pPr>
+              <w:rPr>
+                <w:sz w:val="24"/>
+                <w:szCs w:val="24"/>
+              </w:rPr>
+            </w:pPr>
+            <w:proofErr w:type="spellStart"/>
+            <w:r>
+              <w:rPr>
+                <w:sz w:val="24"/>
+                <w:szCs w:val="24"/>
+              </w:rPr>
+              <w:t>bytearray_var</w:t>
+            </w:r>
+            <w:proofErr w:type="spellEnd"/>
+            <w:r>
+              <w:rPr>
+                <w:sz w:val="24"/>
+                <w:szCs w:val="24"/>
+              </w:rPr>
+              <w:t xml:space="preserve"> = </w:t>
+            </w:r>
+            <w:proofErr w:type="spellStart"/>
+            <w:r>
+              <w:rPr>
+                <w:sz w:val="24"/>
+                <w:szCs w:val="24"/>
+              </w:rPr>
+              <w:t>bytearray</w:t>
+            </w:r>
+            <w:proofErr w:type="spellEnd"/>
+            <w:r>
+              <w:rPr>
+                <w:sz w:val="24"/>
+                <w:szCs w:val="24"/>
+              </w:rPr>
+              <w:t>(</w:t>
+            </w:r>
+            <w:proofErr w:type="spellStart"/>
+            <w:r>
+              <w:rPr>
+                <w:sz w:val="24"/>
+                <w:szCs w:val="24"/>
+              </w:rPr>
+              <w:t>b"mutable</w:t>
+            </w:r>
+            <w:proofErr w:type="spellEnd"/>
+            <w:r>
+              <w:rPr>
+                <w:sz w:val="24"/>
+                <w:szCs w:val="24"/>
+              </w:rPr>
+              <w:t>")  # mutable sequence of bytes</w:t>
+            </w:r>
+          </w:p>
+          <w:p>
+            <w:pPr>
+              <w:rPr>
+                <w:sz w:val="24"/>
+                <w:szCs w:val="24"/>
+              </w:rPr>
+            </w:pPr>
+            <w:proofErr w:type="spellStart"/>
+            <w:r>
+              <w:rPr>
+                <w:sz w:val="24"/>
+                <w:szCs w:val="24"/>
+              </w:rPr>
+              <w:t>memoryview_var</w:t>
+            </w:r>
+            <w:proofErr w:type="spellEnd"/>
+            <w:r>
+              <w:rPr>
+                <w:sz w:val="24"/>
+                <w:szCs w:val="24"/>
+              </w:rPr>
+              <w:t xml:space="preserve"> = </w:t>
+            </w:r>
+            <w:proofErr w:type="spellStart"/>
+            <w:r>
+              <w:rPr>
+                <w:sz w:val="24"/>
+                <w:szCs w:val="24"/>
+              </w:rPr>
+              <w:t>memoryview</w:t>
+            </w:r>
+            <w:proofErr w:type="spellEnd"/>
+            <w:r>
+              <w:rPr>
+                <w:sz w:val="24"/>
+                <w:szCs w:val="24"/>
+              </w:rPr>
+              <w:t>(</w:t>
+            </w:r>
+            <w:proofErr w:type="spellStart"/>
+            <w:r>
+              <w:rPr>
+                <w:sz w:val="24"/>
+                <w:szCs w:val="24"/>
+              </w:rPr>
+              <w:t>b"mem</w:t>
+            </w:r>
+            <w:proofErr w:type="spellEnd"/>
+            <w:r>
+              <w:rPr>
+                <w:sz w:val="24"/>
+                <w:szCs w:val="24"/>
+              </w:rPr>
+              <w:t xml:space="preserve">")  # </w:t>
+            </w:r>
+            <w:proofErr w:type="spellStart"/>
+            <w:r>
+              <w:rPr>
+                <w:sz w:val="24"/>
+                <w:szCs w:val="24"/>
+              </w:rPr>
+              <w:t>memoryview</w:t>
+            </w:r>
+            <w:proofErr w:type="spellEnd"/>
+            <w:r>
+              <w:rPr>
+                <w:sz w:val="24"/>
+                <w:szCs w:val="24"/>
+              </w:rPr>
+              <w:t xml:space="preserve"> referencing a bytes object</w:t>
+            </w:r>
+          </w:p>
+          <w:p>
+            <w:pPr>
+              <w:rPr>
+                <w:sz w:val="24"/>
+                <w:szCs w:val="24"/>
+              </w:rPr>
+            </w:pPr>
+          </w:p>
+          <w:p>
+            <w:pPr>
+              <w:rPr>
+                <w:sz w:val="24"/>
+                <w:szCs w:val="24"/>
+              </w:rPr>
+            </w:pPr>
+            <w:r>
+              <w:rPr>
+                <w:sz w:val="24"/>
+                <w:szCs w:val="24"/>
+              </w:rPr>
+              <w:t># Special</w:t>
+            </w:r>
+          </w:p>
+          <w:p>
+            <w:pPr>
+              <w:rPr>
+                <w:sz w:val="24"/>
+                <w:szCs w:val="24"/>
+              </w:rPr>
+            </w:pPr>
+            <w:proofErr w:type="spellStart"/>
+            <w:r>
+              <w:rPr>
+                <w:sz w:val="24"/>
+                <w:szCs w:val="24"/>
+              </w:rPr>
+              <w:t>none_var</w:t>
+            </w:r>
+            <w:proofErr w:type="spellEnd"/>
+            <w:r>
+              <w:rPr>
+                <w:sz w:val="24"/>
+                <w:szCs w:val="24"/>
+              </w:rPr>
+              <w:t xml:space="preserve"> = None  # </w:t>
+            </w:r>
+            <w:proofErr w:type="spellStart"/>
+            <w:r>
+              <w:rPr>
+                <w:sz w:val="24"/>
+                <w:szCs w:val="24"/>
+              </w:rPr>
+              <w:t>NoneType</w:t>
+            </w:r>
+            <w:proofErr w:type="spellEnd"/>
+            <w:r>
+              <w:rPr>
+                <w:sz w:val="24"/>
+                <w:szCs w:val="24"/>
+              </w:rPr>
+              <w:t xml:space="preserve"> value representing 'no value'</w:t>
+            </w:r>
+          </w:p>
+          <w:p>
+            <w:pPr>
+              <w:rPr>
+                <w:sz w:val="24"/>
+                <w:szCs w:val="24"/>
+              </w:rPr>
+            </w:pPr>
+          </w:p>
+          <w:p>
+            <w:pPr>
+              <w:rPr>
+                <w:sz w:val="24"/>
+                <w:szCs w:val="24"/>
+              </w:rPr>
+            </w:pPr>
+            <w:r>
+              <w:rPr>
+                <w:sz w:val="24"/>
+                <w:szCs w:val="24"/>
+              </w:rPr>
+              <w:t># Display all variables with their types and values</w:t>
+            </w:r>
+          </w:p>
+          <w:p>
+            <w:pPr>
+              <w:rPr>
+                <w:sz w:val="24"/>
+                <w:szCs w:val="24"/>
+              </w:rPr>
+            </w:pPr>
+            <w:r>
+              <w:rPr>
+                <w:sz w:val="24"/>
+                <w:szCs w:val="24"/>
+              </w:rPr>
+              <w:t>show("</w:t>
+            </w:r>
+            <w:proofErr w:type="spellStart"/>
+            <w:r>
+              <w:rPr>
+                <w:sz w:val="24"/>
+                <w:szCs w:val="24"/>
+              </w:rPr>
+              <w:t>int_var</w:t>
+            </w:r>
+            <w:proofErr w:type="spellEnd"/>
+            <w:r>
+              <w:rPr>
+                <w:sz w:val="24"/>
+                <w:szCs w:val="24"/>
+              </w:rPr>
+              <w:t xml:space="preserve">", </w:t>
+            </w:r>
+            <w:proofErr w:type="spellStart"/>
+            <w:r>
+              <w:rPr>
+                <w:sz w:val="24"/>
+                <w:szCs w:val="24"/>
+              </w:rPr>
+              <w:t>int_var</w:t>
+            </w:r>
+            <w:proofErr w:type="spellEnd"/>
+            <w:r>
+              <w:rPr>
+                <w:sz w:val="24"/>
+                <w:szCs w:val="24"/>
+              </w:rPr>
+              <w:t>)</w:t>
+            </w:r>
+          </w:p>
+          <w:p>
+            <w:pPr>
+              <w:rPr>
+                <w:sz w:val="24"/>
+                <w:szCs w:val="24"/>
+              </w:rPr>
+            </w:pPr>
+            <w:r>
+              <w:rPr>
+                <w:sz w:val="24"/>
+                <w:szCs w:val="24"/>
+              </w:rPr>
+              <w:t>show("</w:t>
+            </w:r>
+            <w:proofErr w:type="spellStart"/>
+            <w:r>
+              <w:rPr>
+                <w:sz w:val="24"/>
+                <w:szCs w:val="24"/>
+              </w:rPr>
+              <w:t>float_var</w:t>
+            </w:r>
+            <w:proofErr w:type="spellEnd"/>
+            <w:r>
+              <w:rPr>
+                <w:sz w:val="24"/>
+                <w:szCs w:val="24"/>
+              </w:rPr>
+              <w:t xml:space="preserve">", </w:t>
+            </w:r>
+            <w:proofErr w:type="spellStart"/>
+            <w:r>
+              <w:rPr>
+                <w:sz w:val="24"/>
+                <w:szCs w:val="24"/>
+              </w:rPr>
+              <w:t>float_var</w:t>
+            </w:r>
+            <w:proofErr w:type="spellEnd"/>
+            <w:r>
+              <w:rPr>
+                <w:sz w:val="24"/>
+                <w:szCs w:val="24"/>
+              </w:rPr>
+              <w:t>)</w:t>
+            </w:r>
+          </w:p>
+          <w:p>
+            <w:pPr>
+              <w:rPr>
+                <w:sz w:val="24"/>
+                <w:szCs w:val="24"/>
+              </w:rPr>
+            </w:pPr>
+            <w:r>
+              <w:rPr>
+                <w:sz w:val="24"/>
+                <w:szCs w:val="24"/>
+              </w:rPr>
+              <w:lastRenderedPageBreak/>
+              <w:t>show("</w:t>
+            </w:r>
+            <w:proofErr w:type="spellStart"/>
+            <w:r>
+              <w:rPr>
+                <w:sz w:val="24"/>
+                <w:szCs w:val="24"/>
+              </w:rPr>
+              <w:t>complex_var</w:t>
+            </w:r>
+            <w:proofErr w:type="spellEnd"/>
+            <w:r>
+              <w:rPr>
+                <w:sz w:val="24"/>
+                <w:szCs w:val="24"/>
+              </w:rPr>
+              <w:t xml:space="preserve">", </w:t>
+            </w:r>
+            <w:proofErr w:type="spellStart"/>
+            <w:r>
+              <w:rPr>
+                <w:sz w:val="24"/>
+                <w:szCs w:val="24"/>
+              </w:rPr>
+              <w:t>complex_var</w:t>
+            </w:r>
+            <w:proofErr w:type="spellEnd"/>
+            <w:r>
+              <w:rPr>
+                <w:sz w:val="24"/>
+                <w:szCs w:val="24"/>
+              </w:rPr>
+              <w:t>)</w:t>
+            </w:r>
+          </w:p>
+          <w:p>
+            <w:pPr>
+              <w:rPr>
+                <w:sz w:val="24"/>
+                <w:szCs w:val="24"/>
+              </w:rPr>
+            </w:pPr>
+            <w:r>
+              <w:rPr>
+                <w:sz w:val="24"/>
+                <w:szCs w:val="24"/>
+              </w:rPr>
+              <w:t>show("</w:t>
+            </w:r>
+            <w:proofErr w:type="spellStart"/>
+            <w:r>
+              <w:rPr>
+                <w:sz w:val="24"/>
+                <w:szCs w:val="24"/>
+              </w:rPr>
+              <w:t>str_var</w:t>
+            </w:r>
+            <w:proofErr w:type="spellEnd"/>
+            <w:r>
+              <w:rPr>
+                <w:sz w:val="24"/>
+                <w:szCs w:val="24"/>
+              </w:rPr>
+              <w:t xml:space="preserve">", </w:t>
+            </w:r>
+            <w:proofErr w:type="spellStart"/>
+            <w:r>
+              <w:rPr>
+                <w:sz w:val="24"/>
+                <w:szCs w:val="24"/>
+              </w:rPr>
+              <w:t>str_var</w:t>
+            </w:r>
+            <w:proofErr w:type="spellEnd"/>
+            <w:r>
+              <w:rPr>
+                <w:sz w:val="24"/>
+                <w:szCs w:val="24"/>
+              </w:rPr>
+              <w:t>)</w:t>
+            </w:r>
+          </w:p>
+          <w:p>
+            <w:pPr>
+              <w:rPr>
+                <w:sz w:val="24"/>
+                <w:szCs w:val="24"/>
+              </w:rPr>
+            </w:pPr>
+            <w:r>
+              <w:rPr>
+                <w:sz w:val="24"/>
+                <w:szCs w:val="24"/>
+              </w:rPr>
+              <w:t>show("</w:t>
+            </w:r>
+            <w:proofErr w:type="spellStart"/>
+            <w:r>
+              <w:rPr>
+                <w:sz w:val="24"/>
+                <w:szCs w:val="24"/>
+              </w:rPr>
+              <w:t>bool_var</w:t>
+            </w:r>
+            <w:proofErr w:type="spellEnd"/>
+            <w:r>
+              <w:rPr>
+                <w:sz w:val="24"/>
+                <w:szCs w:val="24"/>
+              </w:rPr>
+              <w:t xml:space="preserve">", </w:t>
+            </w:r>
+            <w:proofErr w:type="spellStart"/>
+            <w:r>
+              <w:rPr>
+                <w:sz w:val="24"/>
+                <w:szCs w:val="24"/>
+              </w:rPr>
+              <w:t>bool_var</w:t>
+            </w:r>
+            <w:proofErr w:type="spellEnd"/>
+            <w:r>
+              <w:rPr>
+                <w:sz w:val="24"/>
+                <w:szCs w:val="24"/>
+              </w:rPr>
+              <w:t>)</w:t>
+            </w:r>
+          </w:p>
+          <w:p>
+            <w:pPr>
+              <w:rPr>
+                <w:sz w:val="24"/>
+                <w:szCs w:val="24"/>
+              </w:rPr>
+            </w:pPr>
+            <w:r>
+              <w:rPr>
+                <w:sz w:val="24"/>
+                <w:szCs w:val="24"/>
+              </w:rPr>
+              <w:t>show("</w:t>
+            </w:r>
+            <w:proofErr w:type="spellStart"/>
+            <w:r>
+              <w:rPr>
+                <w:sz w:val="24"/>
+                <w:szCs w:val="24"/>
+              </w:rPr>
+              <w:t>list_var</w:t>
+            </w:r>
+            <w:proofErr w:type="spellEnd"/>
+            <w:r>
+              <w:rPr>
+                <w:sz w:val="24"/>
+                <w:szCs w:val="24"/>
+              </w:rPr>
+              <w:t xml:space="preserve">", </w:t>
+            </w:r>
+            <w:proofErr w:type="spellStart"/>
+            <w:r>
+              <w:rPr>
+                <w:sz w:val="24"/>
+                <w:szCs w:val="24"/>
+              </w:rPr>
+              <w:t>list_var</w:t>
+            </w:r>
+            <w:proofErr w:type="spellEnd"/>
+            <w:r>
+              <w:rPr>
+                <w:sz w:val="24"/>
+                <w:szCs w:val="24"/>
+              </w:rPr>
+              <w:t>)</w:t>
+            </w:r>
+          </w:p>
+          <w:p>
+            <w:pPr>
+              <w:rPr>
+                <w:sz w:val="24"/>
+                <w:szCs w:val="24"/>
+              </w:rPr>
+            </w:pPr>
+            <w:r>
+              <w:rPr>
+                <w:sz w:val="24"/>
+                <w:szCs w:val="24"/>
+              </w:rPr>
+              <w:t>show("</w:t>
+            </w:r>
+            <w:proofErr w:type="spellStart"/>
+            <w:r>
+              <w:rPr>
+                <w:sz w:val="24"/>
+                <w:szCs w:val="24"/>
+              </w:rPr>
+              <w:t>tuple_var</w:t>
+            </w:r>
+            <w:proofErr w:type="spellEnd"/>
+            <w:r>
+              <w:rPr>
+                <w:sz w:val="24"/>
+                <w:szCs w:val="24"/>
+              </w:rPr>
+              <w:t xml:space="preserve">", </w:t>
+            </w:r>
+            <w:proofErr w:type="spellStart"/>
+            <w:r>
+              <w:rPr>
+                <w:sz w:val="24"/>
+                <w:szCs w:val="24"/>
+              </w:rPr>
+              <w:t>tuple_var</w:t>
+            </w:r>
+            <w:proofErr w:type="spellEnd"/>
+            <w:r>
+              <w:rPr>
+                <w:sz w:val="24"/>
+                <w:szCs w:val="24"/>
+              </w:rPr>
+              <w:t>)</w:t>
+            </w:r>
+          </w:p>
+          <w:p>
+            <w:pPr>
+              <w:rPr>
+                <w:sz w:val="24"/>
+                <w:szCs w:val="24"/>
+              </w:rPr>
+            </w:pPr>
+            <w:r>
+              <w:rPr>
+                <w:sz w:val="24"/>
+                <w:szCs w:val="24"/>
+              </w:rPr>
+              <w:t>show("</w:t>
+            </w:r>
+            <w:proofErr w:type="spellStart"/>
+            <w:r>
+              <w:rPr>
+                <w:sz w:val="24"/>
+                <w:szCs w:val="24"/>
+              </w:rPr>
+              <w:t>range_var</w:t>
+            </w:r>
+            <w:proofErr w:type="spellEnd"/>
+            <w:r>
+              <w:rPr>
+                <w:sz w:val="24"/>
+                <w:szCs w:val="24"/>
+              </w:rPr>
+              <w:t xml:space="preserve">", </w:t>
+            </w:r>
+            <w:proofErr w:type="spellStart"/>
+            <w:r>
+              <w:rPr>
+                <w:sz w:val="24"/>
+                <w:szCs w:val="24"/>
+              </w:rPr>
+              <w:t>range_var</w:t>
+            </w:r>
+            <w:proofErr w:type="spellEnd"/>
+            <w:r>
+              <w:rPr>
+                <w:sz w:val="24"/>
+                <w:szCs w:val="24"/>
+              </w:rPr>
+              <w:t>)</w:t>
+            </w:r>
+          </w:p>
+          <w:p>
+            <w:pPr>
+              <w:rPr>
+                <w:sz w:val="24"/>
+                <w:szCs w:val="24"/>
+              </w:rPr>
+            </w:pPr>
+            <w:r>
+              <w:rPr>
+                <w:sz w:val="24"/>
+                <w:szCs w:val="24"/>
+              </w:rPr>
+              <w:t>show("</w:t>
+            </w:r>
+            <w:proofErr w:type="spellStart"/>
+            <w:r>
+              <w:rPr>
+                <w:sz w:val="24"/>
+                <w:szCs w:val="24"/>
+              </w:rPr>
+              <w:t>set_var</w:t>
+            </w:r>
+            <w:proofErr w:type="spellEnd"/>
+            <w:r>
+              <w:rPr>
+                <w:sz w:val="24"/>
+                <w:szCs w:val="24"/>
+              </w:rPr>
+              <w:t xml:space="preserve">", </w:t>
+            </w:r>
+            <w:proofErr w:type="spellStart"/>
+            <w:r>
+              <w:rPr>
+                <w:sz w:val="24"/>
+                <w:szCs w:val="24"/>
+              </w:rPr>
+              <w:t>set_var</w:t>
+            </w:r>
+            <w:proofErr w:type="spellEnd"/>
+            <w:r>
+              <w:rPr>
+                <w:sz w:val="24"/>
+                <w:szCs w:val="24"/>
+              </w:rPr>
+              <w:t>)</w:t>
+            </w:r>
+          </w:p>
+          <w:p>
+            <w:pPr>
+              <w:rPr>
+                <w:sz w:val="24"/>
+                <w:szCs w:val="24"/>
+              </w:rPr>
+            </w:pPr>
+            <w:r>
+              <w:rPr>
+                <w:sz w:val="24"/>
+                <w:szCs w:val="24"/>
+              </w:rPr>
+              <w:t>show("</w:t>
+            </w:r>
+            <w:proofErr w:type="spellStart"/>
+            <w:r>
+              <w:rPr>
+                <w:sz w:val="24"/>
+                <w:szCs w:val="24"/>
+              </w:rPr>
+              <w:t>frozenset_var</w:t>
+            </w:r>
+            <w:proofErr w:type="spellEnd"/>
+            <w:r>
+              <w:rPr>
+                <w:sz w:val="24"/>
+                <w:szCs w:val="24"/>
+              </w:rPr>
+              <w:t xml:space="preserve">", </w:t>
+            </w:r>
+            <w:proofErr w:type="spellStart"/>
+            <w:r>
+              <w:rPr>
+                <w:sz w:val="24"/>
+                <w:szCs w:val="24"/>
+              </w:rPr>
+              <w:t>frozenset_var</w:t>
+            </w:r>
+            <w:proofErr w:type="spellEnd"/>
+            <w:r>
+              <w:rPr>
+                <w:sz w:val="24"/>
+                <w:szCs w:val="24"/>
+              </w:rPr>
+              <w:t>)</w:t>
+            </w:r>
+          </w:p>
+          <w:p>
+            <w:pPr>
+              <w:rPr>
+                <w:sz w:val="24"/>
+                <w:szCs w:val="24"/>
+              </w:rPr>
+            </w:pPr>
+            <w:r>
+              <w:rPr>
+                <w:sz w:val="24"/>
+                <w:szCs w:val="24"/>
+              </w:rPr>
+              <w:t>show("</w:t>
+            </w:r>
+            <w:proofErr w:type="spellStart"/>
+            <w:r>
+              <w:rPr>
+                <w:sz w:val="24"/>
+                <w:szCs w:val="24"/>
+              </w:rPr>
+              <w:t>dict_var</w:t>
+            </w:r>
+            <w:proofErr w:type="spellEnd"/>
+            <w:r>
+              <w:rPr>
+                <w:sz w:val="24"/>
+                <w:szCs w:val="24"/>
+              </w:rPr>
+              <w:t xml:space="preserve">", </w:t>
+            </w:r>
+            <w:proofErr w:type="spellStart"/>
+            <w:r>
+              <w:rPr>
+                <w:sz w:val="24"/>
+                <w:szCs w:val="24"/>
+              </w:rPr>
+              <w:t>dict_var</w:t>
+            </w:r>
+            <w:proofErr w:type="spellEnd"/>
+            <w:r>
+              <w:rPr>
+                <w:sz w:val="24"/>
+                <w:szCs w:val="24"/>
+              </w:rPr>
+              <w:t>)</w:t>
+            </w:r>
+          </w:p>
+          <w:p>
+            <w:pPr>
+              <w:rPr>
+                <w:sz w:val="24"/>
+                <w:szCs w:val="24"/>
+              </w:rPr>
+            </w:pPr>
+            <w:r>
+              <w:rPr>
+                <w:sz w:val="24"/>
+                <w:szCs w:val="24"/>
+              </w:rPr>
+              <w:t>show("</w:t>
+            </w:r>
+            <w:proofErr w:type="spellStart"/>
+            <w:r>
+              <w:rPr>
+                <w:sz w:val="24"/>
+                <w:szCs w:val="24"/>
+              </w:rPr>
+              <w:t>bytes_var</w:t>
+            </w:r>
+            <w:proofErr w:type="spellEnd"/>
+            <w:r>
+              <w:rPr>
+                <w:sz w:val="24"/>
+                <w:szCs w:val="24"/>
+              </w:rPr>
+              <w:t xml:space="preserve">", </w:t>
+            </w:r>
+            <w:proofErr w:type="spellStart"/>
+            <w:r>
+              <w:rPr>
+                <w:sz w:val="24"/>
+                <w:szCs w:val="24"/>
+              </w:rPr>
+              <w:t>bytes_var</w:t>
+            </w:r>
+            <w:proofErr w:type="spellEnd"/>
+            <w:r>
+              <w:rPr>
+                <w:sz w:val="24"/>
+                <w:szCs w:val="24"/>
+              </w:rPr>
+              <w:t>)</w:t>
+            </w:r>
+          </w:p>
+          <w:p>
+            <w:pPr>
+              <w:rPr>
+                <w:sz w:val="24"/>
+                <w:szCs w:val="24"/>
+              </w:rPr>
+            </w:pPr>
+            <w:r>
+              <w:rPr>
+                <w:sz w:val="24"/>
+                <w:szCs w:val="24"/>
+              </w:rPr>
+              <w:t>show("</w:t>
+            </w:r>
+            <w:proofErr w:type="spellStart"/>
+            <w:r>
+              <w:rPr>
+                <w:sz w:val="24"/>
+                <w:szCs w:val="24"/>
+              </w:rPr>
+              <w:t>bytearray_var</w:t>
+            </w:r>
+            <w:proofErr w:type="spellEnd"/>
+            <w:r>
+              <w:rPr>
+                <w:sz w:val="24"/>
+                <w:szCs w:val="24"/>
+              </w:rPr>
+              <w:t xml:space="preserve">", </w:t>
+            </w:r>
+            <w:proofErr w:type="spellStart"/>
+            <w:r>
+              <w:rPr>
+                <w:sz w:val="24"/>
+                <w:szCs w:val="24"/>
+              </w:rPr>
+              <w:t>bytearray_var</w:t>
+            </w:r>
+            <w:proofErr w:type="spellEnd"/>
+            <w:r>
+              <w:rPr>
+                <w:sz w:val="24"/>
+                <w:szCs w:val="24"/>
+              </w:rPr>
+              <w:t>)</w:t>
+            </w:r>
+          </w:p>
+          <w:p>
+            <w:pPr>
+              <w:rPr>
+                <w:sz w:val="24"/>
+                <w:szCs w:val="24"/>
+              </w:rPr>
+            </w:pPr>
+            <w:r>
+              <w:rPr>
+                <w:sz w:val="24"/>
+                <w:szCs w:val="24"/>
+              </w:rPr>
+              <w:t>show("</w:t>
+            </w:r>
+            <w:proofErr w:type="spellStart"/>
+            <w:r>
+              <w:rPr>
+                <w:sz w:val="24"/>
+                <w:szCs w:val="24"/>
+              </w:rPr>
+              <w:t>memoryview_var</w:t>
+            </w:r>
+            <w:proofErr w:type="spellEnd"/>
+            <w:r>
+              <w:rPr>
+                <w:sz w:val="24"/>
+                <w:szCs w:val="24"/>
+              </w:rPr>
+              <w:t xml:space="preserve">", </w:t>
+            </w:r>
+            <w:proofErr w:type="spellStart"/>
+            <w:r>
+              <w:rPr>
+                <w:sz w:val="24"/>
+                <w:szCs w:val="24"/>
+              </w:rPr>
+              <w:t>memoryview_var</w:t>
+            </w:r>
+            <w:proofErr w:type="spellEnd"/>
+            <w:r>
+              <w:rPr>
+                <w:sz w:val="24"/>
+                <w:szCs w:val="24"/>
+              </w:rPr>
+              <w:t>)</w:t>
+            </w:r>
+          </w:p>
+          <w:p>
+            <w:pPr>
+              <w:rPr>
+                <w:sz w:val="24"/>
+                <w:szCs w:val="24"/>
+              </w:rPr>
+            </w:pPr>
+            <w:r>
+              <w:rPr>
+                <w:sz w:val="24"/>
+                <w:szCs w:val="24"/>
+              </w:rPr>
+              <w:t>show("</w:t>
+            </w:r>
+            <w:proofErr w:type="spellStart"/>
+            <w:r>
+              <w:rPr>
+                <w:sz w:val="24"/>
+                <w:szCs w:val="24"/>
+              </w:rPr>
+              <w:t>none_var</w:t>
+            </w:r>
+            <w:proofErr w:type="spellEnd"/>
+            <w:r>
+              <w:rPr>
+                <w:sz w:val="24"/>
+                <w:szCs w:val="24"/>
+              </w:rPr>
+              <w:t xml:space="preserve">", </w:t>
+            </w:r>
+            <w:proofErr w:type="spellStart"/>
+            <w:r>
+              <w:rPr>
+                <w:sz w:val="24"/>
+                <w:szCs w:val="24"/>
+              </w:rPr>
+              <w:t>none_var</w:t>
+            </w:r>
+            <w:proofErr w:type="spellEnd"/>
+            <w:r>
+              <w:rPr>
+                <w:sz w:val="24"/>
+                <w:szCs w:val="24"/>
+              </w:rPr>
+              <w:t>)</w:t>
+            </w:r>
+          </w:p>
+          <w:p>
+            <w:pPr>
+              <w:rPr>
+                <w:sz w:val="24"/>
+                <w:szCs w:val="24"/>
+              </w:rPr>
+            </w:pPr>
+          </w:p>
+          <w:p>
+            <w:pPr>
+              <w:rPr>
+                <w:sz w:val="24"/>
+                <w:szCs w:val="24"/>
+              </w:rPr>
+            </w:pPr>
+            <w:r>
+              <w:rPr>
+                <w:sz w:val="24"/>
+                <w:szCs w:val="24"/>
+              </w:rPr>
+              <w:t xml:space="preserve"># Example: check types using </w:t>
+            </w:r>
+            <w:proofErr w:type="spellStart"/>
+            <w:r>
+              <w:rPr>
+                <w:sz w:val="24"/>
+                <w:szCs w:val="24"/>
+              </w:rPr>
+              <w:t>isinstance</w:t>
+            </w:r>
+            <w:proofErr w:type="spellEnd"/>
+            <w:r>
+              <w:rPr>
+                <w:sz w:val="24"/>
+                <w:szCs w:val="24"/>
+              </w:rPr>
+              <w:t xml:space="preserve"> for a few select variables</w:t>
+            </w:r>
+          </w:p>
+          <w:p>
+            <w:pPr>
+              <w:rPr>
+                <w:sz w:val="24"/>
+                <w:szCs w:val="24"/>
+              </w:rPr>
+            </w:pPr>
+            <w:r>
+              <w:rPr>
+                <w:sz w:val="24"/>
+                <w:szCs w:val="24"/>
+              </w:rPr>
+              <w:t>print()  # blank line for readability in output</w:t>
+            </w:r>
+          </w:p>
+          <w:p>
+            <w:pPr>
+              <w:rPr>
+                <w:sz w:val="24"/>
+                <w:szCs w:val="24"/>
+              </w:rPr>
+            </w:pPr>
+            <w:r>
+              <w:rPr>
+                <w:sz w:val="24"/>
+                <w:szCs w:val="24"/>
+              </w:rPr>
+              <w:t>print("Type checks:")</w:t>
+            </w:r>
+          </w:p>
+          <w:p>
+            <w:pPr>
+              <w:rPr>
+                <w:sz w:val="24"/>
+                <w:szCs w:val="24"/>
+              </w:rPr>
+            </w:pPr>
+            <w:r>
+              <w:rPr>
+                <w:sz w:val="24"/>
+                <w:szCs w:val="24"/>
+              </w:rPr>
+              <w:t>print("</w:t>
+            </w:r>
+            <w:proofErr w:type="spellStart"/>
+            <w:r>
+              <w:rPr>
+                <w:sz w:val="24"/>
+                <w:szCs w:val="24"/>
+              </w:rPr>
+              <w:t>list_var</w:t>
+            </w:r>
+            <w:proofErr w:type="spellEnd"/>
+            <w:r>
+              <w:rPr>
+                <w:sz w:val="24"/>
+                <w:szCs w:val="24"/>
+              </w:rPr>
+              <w:t xml:space="preserve"> is list:", </w:t>
+            </w:r>
+            <w:proofErr w:type="spellStart"/>
+            <w:r>
+              <w:rPr>
+                <w:sz w:val="24"/>
+                <w:szCs w:val="24"/>
+              </w:rPr>
+              <w:t>isinstance</w:t>
+            </w:r>
+            <w:proofErr w:type="spellEnd"/>
+            <w:r>
+              <w:rPr>
+                <w:sz w:val="24"/>
+                <w:szCs w:val="24"/>
+              </w:rPr>
+              <w:t>(</w:t>
+            </w:r>
+            <w:proofErr w:type="spellStart"/>
+            <w:r>
+              <w:rPr>
+                <w:sz w:val="24"/>
+                <w:szCs w:val="24"/>
+              </w:rPr>
+              <w:t>list_var</w:t>
+            </w:r>
+            <w:proofErr w:type="spellEnd"/>
+            <w:r>
+              <w:rPr>
+                <w:sz w:val="24"/>
+                <w:szCs w:val="24"/>
+              </w:rPr>
+              <w:t xml:space="preserve">, list))  # True if </w:t>
+            </w:r>
+            <w:proofErr w:type="spellStart"/>
+            <w:r>
+              <w:rPr>
+                <w:sz w:val="24"/>
+                <w:szCs w:val="24"/>
+              </w:rPr>
+              <w:t>list_var</w:t>
+            </w:r>
+            <w:proofErr w:type="spellEnd"/>
+            <w:r>
+              <w:rPr>
+                <w:sz w:val="24"/>
+                <w:szCs w:val="24"/>
+              </w:rPr>
+              <w:t xml:space="preserve"> is a list</w:t>
+            </w:r>
+          </w:p>
+          <w:p>
+            <w:pPr>
+              <w:rPr>
+                <w:sz w:val="24"/>
+                <w:szCs w:val="24"/>
+              </w:rPr>
+            </w:pPr>
+            <w:r>
+              <w:rPr>
+                <w:sz w:val="24"/>
+                <w:szCs w:val="24"/>
+              </w:rPr>
+              <w:t>print("</w:t>
+            </w:r>
+            <w:proofErr w:type="spellStart"/>
+            <w:r>
+              <w:rPr>
+                <w:sz w:val="24"/>
+                <w:szCs w:val="24"/>
+              </w:rPr>
+              <w:t>dict_var</w:t>
+            </w:r>
+            <w:proofErr w:type="spellEnd"/>
+            <w:r>
+              <w:rPr>
+                <w:sz w:val="24"/>
+                <w:szCs w:val="24"/>
+              </w:rPr>
+              <w:t xml:space="preserve"> is </w:t>
+            </w:r>
+            <w:proofErr w:type="spellStart"/>
+            <w:r>
+              <w:rPr>
+                <w:sz w:val="24"/>
+                <w:szCs w:val="24"/>
+              </w:rPr>
+              <w:t>dict</w:t>
+            </w:r>
+            <w:proofErr w:type="spellEnd"/>
+            <w:r>
+              <w:rPr>
+                <w:sz w:val="24"/>
+                <w:szCs w:val="24"/>
+              </w:rPr>
+              <w:t xml:space="preserve">:", </w:t>
+            </w:r>
+            <w:proofErr w:type="spellStart"/>
+            <w:r>
+              <w:rPr>
+                <w:sz w:val="24"/>
+                <w:szCs w:val="24"/>
+              </w:rPr>
+              <w:t>isinstance</w:t>
+            </w:r>
+            <w:proofErr w:type="spellEnd"/>
+            <w:r>
+              <w:rPr>
+                <w:sz w:val="24"/>
+                <w:szCs w:val="24"/>
+              </w:rPr>
+              <w:t>(</w:t>
+            </w:r>
+            <w:proofErr w:type="spellStart"/>
+            <w:r>
+              <w:rPr>
+                <w:sz w:val="24"/>
+                <w:szCs w:val="24"/>
+              </w:rPr>
+              <w:t>dict_var</w:t>
+            </w:r>
+            <w:proofErr w:type="spellEnd"/>
+            <w:r>
+              <w:rPr>
+                <w:sz w:val="24"/>
+                <w:szCs w:val="24"/>
+              </w:rPr>
+              <w:t xml:space="preserve">, </w:t>
+            </w:r>
+            <w:proofErr w:type="spellStart"/>
+            <w:r>
+              <w:rPr>
+                <w:sz w:val="24"/>
+                <w:szCs w:val="24"/>
+              </w:rPr>
+              <w:t>dict</w:t>
+            </w:r>
+            <w:proofErr w:type="spellEnd"/>
+            <w:r>
+              <w:rPr>
+                <w:sz w:val="24"/>
+                <w:szCs w:val="24"/>
+              </w:rPr>
+              <w:t xml:space="preserve">))  # True if </w:t>
+            </w:r>
+            <w:proofErr w:type="spellStart"/>
+            <w:r>
+              <w:rPr>
+                <w:sz w:val="24"/>
+                <w:szCs w:val="24"/>
+              </w:rPr>
+              <w:t>dict_var</w:t>
+            </w:r>
+            <w:proofErr w:type="spellEnd"/>
+            <w:r>
+              <w:rPr>
+                <w:sz w:val="24"/>
+                <w:szCs w:val="24"/>
+              </w:rPr>
+              <w:t xml:space="preserve"> is a </w:t>
+            </w:r>
+            <w:proofErr w:type="spellStart"/>
+            <w:r>
+              <w:rPr>
+                <w:sz w:val="24"/>
+                <w:szCs w:val="24"/>
+              </w:rPr>
+              <w:t>dict</w:t>
+            </w:r>
+            <w:proofErr w:type="spellEnd"/>
+          </w:p>
+          <w:p>
+            <w:pPr>
+              <w:rPr>
+                <w:sz w:val="24"/>
+                <w:szCs w:val="24"/>
+              </w:rPr>
+            </w:pPr>
+            <w:r>
+              <w:rPr>
+                <w:sz w:val="24"/>
+                <w:szCs w:val="24"/>
+              </w:rPr>
+              <w:t>print("</w:t>
+            </w:r>
+            <w:proofErr w:type="spellStart"/>
+            <w:r>
+              <w:rPr>
+                <w:sz w:val="24"/>
+                <w:szCs w:val="24"/>
+              </w:rPr>
+              <w:t>int_var</w:t>
+            </w:r>
+            <w:proofErr w:type="spellEnd"/>
+            <w:r>
+              <w:rPr>
+                <w:sz w:val="24"/>
+                <w:szCs w:val="24"/>
+              </w:rPr>
+              <w:t xml:space="preserve"> is int:", </w:t>
+            </w:r>
+            <w:proofErr w:type="spellStart"/>
+            <w:r>
+              <w:rPr>
+                <w:sz w:val="24"/>
+                <w:szCs w:val="24"/>
+              </w:rPr>
+              <w:t>isinstance</w:t>
+            </w:r>
+            <w:proofErr w:type="spellEnd"/>
+            <w:r>
+              <w:rPr>
+                <w:sz w:val="24"/>
+                <w:szCs w:val="24"/>
+              </w:rPr>
+              <w:t>(</w:t>
+            </w:r>
+            <w:proofErr w:type="spellStart"/>
+            <w:r>
+              <w:rPr>
+                <w:sz w:val="24"/>
+                <w:szCs w:val="24"/>
+              </w:rPr>
+              <w:t>int_var</w:t>
+            </w:r>
+            <w:proofErr w:type="spellEnd"/>
+            <w:r>
+              <w:rPr>
+                <w:sz w:val="24"/>
+                <w:szCs w:val="24"/>
+              </w:rPr>
+              <w:t xml:space="preserve">, int))  # True if </w:t>
+            </w:r>
+            <w:proofErr w:type="spellStart"/>
+            <w:r>
+              <w:rPr>
+                <w:sz w:val="24"/>
+                <w:szCs w:val="24"/>
+              </w:rPr>
+              <w:t>int_var</w:t>
+            </w:r>
+            <w:proofErr w:type="spellEnd"/>
+            <w:r>
+              <w:rPr>
+                <w:sz w:val="24"/>
+                <w:szCs w:val="24"/>
+              </w:rPr>
+              <w:t xml:space="preserve"> is an int</w:t>
+            </w:r>
+          </w:p>
+          <w:p>
+            <w:pPr>
+              <w:rPr>
+                <w:sz w:val="24"/>
+                <w:szCs w:val="24"/>
+              </w:rPr>
+            </w:pPr>
+            <w:r>
+              <w:rPr>
+                <w:sz w:val="24"/>
+                <w:szCs w:val="24"/>
+              </w:rPr>
+              <w:t>print("</w:t>
+            </w:r>
+            <w:proofErr w:type="spellStart"/>
+            <w:r>
+              <w:rPr>
+                <w:sz w:val="24"/>
+                <w:szCs w:val="24"/>
+              </w:rPr>
+              <w:t>str_var</w:t>
+            </w:r>
+            <w:proofErr w:type="spellEnd"/>
+            <w:r>
+              <w:rPr>
+                <w:sz w:val="24"/>
+                <w:szCs w:val="24"/>
+              </w:rPr>
+              <w:t xml:space="preserve"> is str:", </w:t>
+            </w:r>
+            <w:proofErr w:type="spellStart"/>
+            <w:r>
+              <w:rPr>
+                <w:sz w:val="24"/>
+                <w:szCs w:val="24"/>
+              </w:rPr>
+              <w:t>isinstance</w:t>
+            </w:r>
+            <w:proofErr w:type="spellEnd"/>
+            <w:r>
+              <w:rPr>
+                <w:sz w:val="24"/>
+                <w:szCs w:val="24"/>
+              </w:rPr>
+              <w:t>(</w:t>
+            </w:r>
+            <w:proofErr w:type="spellStart"/>
+            <w:r>
+              <w:rPr>
+                <w:sz w:val="24"/>
+                <w:szCs w:val="24"/>
+              </w:rPr>
+              <w:t>str_var</w:t>
+            </w:r>
+            <w:proofErr w:type="spellEnd"/>
+            <w:r>
+              <w:rPr>
+                <w:sz w:val="24"/>
+                <w:szCs w:val="24"/>
+              </w:rPr>
+              <w:t xml:space="preserve">, str))  # True if </w:t>
+            </w:r>
+            <w:proofErr w:type="spellStart"/>
+            <w:r>
+              <w:rPr>
+                <w:sz w:val="24"/>
+                <w:szCs w:val="24"/>
+              </w:rPr>
+              <w:t>str_var</w:t>
+            </w:r>
+            <w:proofErr w:type="spellEnd"/>
+            <w:r>
+              <w:rPr>
+                <w:sz w:val="24"/>
+                <w:szCs w:val="24"/>
+              </w:rPr>
+              <w:t xml:space="preserve"> is a str</w:t>
+            </w:r>
+          </w:p>
+          <w:p>
+            <w:pPr>
+              <w:rPr>
+                <w:sz w:val="24"/>
+                <w:szCs w:val="24"/>
+              </w:rPr>
+            </w:pPr>
+          </w:p>
+          <w:p>
+            <w:pPr>
+              <w:rPr>
+                <w:sz w:val="24"/>
+                <w:szCs w:val="24"/>
+              </w:rPr>
+            </w:pPr>
+            <w:r>
+              <w:rPr>
+                <w:sz w:val="24"/>
+                <w:szCs w:val="24"/>
+              </w:rPr>
+              <w:t># Summary of demonstrations:</w:t>
+            </w:r>
+          </w:p>
+          <w:p>
+            <w:pPr>
+              <w:rPr>
+                <w:sz w:val="24"/>
+                <w:szCs w:val="24"/>
+              </w:rPr>
+            </w:pPr>
+            <w:r>
+              <w:rPr>
+                <w:sz w:val="24"/>
+                <w:szCs w:val="24"/>
+              </w:rPr>
+              <w:t># 1. Creation: defined examples for numbers, text, sequences, sets, mappings, binary types, and None.</w:t>
+            </w:r>
+          </w:p>
+          <w:p>
+            <w:pPr>
+              <w:rPr>
+                <w:sz w:val="24"/>
+                <w:szCs w:val="24"/>
+              </w:rPr>
+            </w:pPr>
+            <w:r>
+              <w:rPr>
+                <w:sz w:val="24"/>
+                <w:szCs w:val="24"/>
+              </w:rPr>
+              <w:t># 2. Initialization: each variable assigned an idiomatic literal or constructor.</w:t>
+            </w:r>
+          </w:p>
+          <w:p>
+            <w:pPr>
+              <w:rPr>
+                <w:sz w:val="24"/>
+                <w:szCs w:val="24"/>
+              </w:rPr>
+            </w:pPr>
+            <w:r>
+              <w:rPr>
+                <w:sz w:val="24"/>
+                <w:szCs w:val="24"/>
+              </w:rPr>
+              <w:t># 3. Inspection: `show()` prints value and its type using `type(...).__name__`.</w:t>
+            </w:r>
+          </w:p>
+          <w:p>
+            <w:pPr>
+              <w:rPr>
+                <w:sz w:val="24"/>
+                <w:szCs w:val="24"/>
+              </w:rPr>
+            </w:pPr>
+            <w:r>
+              <w:rPr>
+                <w:sz w:val="24"/>
+                <w:szCs w:val="24"/>
+              </w:rPr>
+              <w:lastRenderedPageBreak/>
+              <w:t># 4. Type checks: `</w:t>
+            </w:r>
+            <w:proofErr w:type="spellStart"/>
+            <w:r>
+              <w:rPr>
+                <w:sz w:val="24"/>
+                <w:szCs w:val="24"/>
+              </w:rPr>
+              <w:t>isinstance</w:t>
+            </w:r>
+            <w:proofErr w:type="spellEnd"/>
+            <w:r>
+              <w:rPr>
+                <w:sz w:val="24"/>
+                <w:szCs w:val="24"/>
+              </w:rPr>
+              <w:t>()` used to verify runtime types for common containers.</w:t>
+            </w:r>
+          </w:p>
+          <w:p>
+            <w:pPr>
+              <w:rPr>
+                <w:sz w:val="24"/>
+                <w:szCs w:val="24"/>
+              </w:rPr>
+            </w:pPr>
+            <w:r>
+              <w:rPr>
+                <w:sz w:val="24"/>
+                <w:szCs w:val="24"/>
+              </w:rPr>
+              <w:t># 5. Notes: `list` is mutable, `tuple` and `</w:t>
+            </w:r>
+            <w:proofErr w:type="spellStart"/>
+            <w:r>
+              <w:rPr>
+                <w:sz w:val="24"/>
+                <w:szCs w:val="24"/>
+              </w:rPr>
+              <w:t>frozenset</w:t>
+            </w:r>
+            <w:proofErr w:type="spellEnd"/>
+            <w:r>
+              <w:rPr>
+                <w:sz w:val="24"/>
+                <w:szCs w:val="24"/>
+              </w:rPr>
+              <w:t>` are immutable, `bytes` is immutable while `</w:t>
+            </w:r>
+            <w:proofErr w:type="spellStart"/>
+            <w:r>
+              <w:rPr>
+                <w:sz w:val="24"/>
+                <w:szCs w:val="24"/>
+              </w:rPr>
+              <w:t>bytearray</w:t>
+            </w:r>
+            <w:proofErr w:type="spellEnd"/>
+            <w:r>
+              <w:rPr>
+                <w:sz w:val="24"/>
+                <w:szCs w:val="24"/>
+              </w:rPr>
+              <w:t xml:space="preserve">` is mutable.  text  </w:t>
+            </w:r>
+            <w:proofErr w:type="spellStart"/>
+            <w:r>
+              <w:rPr>
+                <w:sz w:val="24"/>
+                <w:szCs w:val="24"/>
+              </w:rPr>
+              <w:t>desribing</w:t>
+            </w:r>
+            <w:proofErr w:type="spellEnd"/>
+            <w:r>
+              <w:rPr>
+                <w:sz w:val="24"/>
+                <w:szCs w:val="24"/>
+              </w:rPr>
+              <w:t xml:space="preserve"> </w:t>
+            </w:r>
+            <w:proofErr w:type="spellStart"/>
+            <w:r>
+              <w:rPr>
+                <w:sz w:val="24"/>
+                <w:szCs w:val="24"/>
+              </w:rPr>
+              <w:t>thi</w:t>
+            </w:r>
+            <w:proofErr w:type="spellEnd"/>
+            <w:r>
+              <w:rPr>
+                <w:sz w:val="24"/>
+                <w:szCs w:val="24"/>
+              </w:rPr>
+              <w:t xml:space="preserve"> s example  code</w:t>
+            </w:r>
           </w:p>
         </w:tc>
       </w:tr>
@@ -1819,7 +4111,7 @@
       </w:r>
     </w:p>
     <w:sectPr>
-      <w:headerReference w:type="default" r:id="rId7"/>
+      <w:headerReference w:type="default" r:id="rId9"/>
       <w:pgSz w:w="11906" w:h="16838"/>
       <w:pgMar w:top="1440" w:right="1440" w:bottom="567" w:left="1440" w:header="708" w:footer="708" w:gutter="0"/>
       <w:cols w:space="708"/>
@@ -2717,7 +5009,6 @@
   <w:style w:type="character" w:default="1" w:styleId="DefaultParagraphFont">
     <w:name w:val="Default Paragraph Font"/>
     <w:uiPriority w:val="1"/>
-    <w:semiHidden/>
     <w:unhideWhenUsed/>
   </w:style>
   <w:style w:type="table" w:default="1" w:styleId="TableNormal">
@@ -2904,6 +5195,41 @@
         <w:insideV w:val="single" w:sz="4" w:space="0" w:color="auto"/>
       </w:tblBorders>
     </w:tblPr>
+  </w:style>
+  <w:style w:type="character" w:styleId="Hyperlink">
+    <w:name w:val="Hyperlink"/>
+    <w:basedOn w:val="DefaultParagraphFont"/>
+    <w:uiPriority w:val="99"/>
+    <w:unhideWhenUsed/>
+    <w:rsid w:val="0007557A"/>
+    <w:rPr>
+      <w:color w:val="0563C1" w:themeColor="hyperlink"/>
+      <w:u w:val="single"/>
+    </w:rPr>
+  </w:style>
+  <w:style w:type="character" w:styleId="UnresolvedMention">
+    <w:name w:val="Unresolved Mention"/>
+    <w:basedOn w:val="DefaultParagraphFont"/>
+    <w:uiPriority w:val="99"/>
+    <w:semiHidden/>
+    <w:unhideWhenUsed/>
+    <w:rsid w:val="0007557A"/>
+    <w:rPr>
+      <w:color w:val="605E5C"/>
+      <w:shd w:val="clear" w:color="auto" w:fill="E1DFDD"/>
+    </w:rPr>
+  </w:style>
+  <w:style w:type="character" w:styleId="FollowedHyperlink">
+    <w:name w:val="FollowedHyperlink"/>
+    <w:basedOn w:val="DefaultParagraphFont"/>
+    <w:uiPriority w:val="99"/>
+    <w:semiHidden/>
+    <w:unhideWhenUsed/>
+    <w:rsid w:val="0007557A"/>
+    <w:rPr>
+      <w:color w:val="954F72" w:themeColor="followedHyperlink"/>
+      <w:u w:val="single"/>
+    </w:rPr>
   </w:style>
 </w:styles>
 </file>

--- a/SS Evidence Collection Template.docx
+++ b/SS Evidence Collection Template.docx
@@ -887,7 +887,38 @@
                 <w:sz w:val="24"/>
                 <w:szCs w:val="24"/>
               </w:rPr>
-              <w:t xml:space="preserve">    </w:t>
+              <w:t xml:space="preserve">   </w:t>
+            </w:r>
+          </w:p>
+          <w:p>
+            <w:pPr>
+              <w:rPr>
+                <w:sz w:val="24"/>
+                <w:szCs w:val="24"/>
+              </w:rPr>
+            </w:pPr>
+          </w:p>
+          <w:p>
+            <w:pPr>
+              <w:rPr>
+                <w:sz w:val="24"/>
+                <w:szCs w:val="24"/>
+              </w:rPr>
+            </w:pPr>
+          </w:p>
+          <w:p>
+            <w:pPr>
+              <w:rPr>
+                <w:sz w:val="24"/>
+                <w:szCs w:val="24"/>
+              </w:rPr>
+            </w:pPr>
+            <w:r>
+              <w:rPr>
+                <w:sz w:val="24"/>
+                <w:szCs w:val="24"/>
+              </w:rPr>
+              <w:t xml:space="preserve"> </w:t>
             </w:r>
             <w:r>
               <w:rPr>
@@ -932,7 +963,23 @@
                 <w:sz w:val="24"/>
                 <w:szCs w:val="24"/>
               </w:rPr>
-              <w:t>def show(name, value):</w:t>
+              <w:t xml:space="preserve">def </w:t>
+            </w:r>
+            <w:proofErr w:type="gramStart"/>
+            <w:r>
+              <w:rPr>
+                <w:sz w:val="24"/>
+                <w:szCs w:val="24"/>
+              </w:rPr>
+              <w:t>show(</w:t>
+            </w:r>
+            <w:proofErr w:type="gramEnd"/>
+            <w:r>
+              <w:rPr>
+                <w:sz w:val="24"/>
+                <w:szCs w:val="24"/>
+              </w:rPr>
+              <w:t>name, value):</w:t>
             </w:r>
           </w:p>
           <w:p>
@@ -965,6 +1012,7 @@
               <w:t xml:space="preserve">    print(f"{name}: {</w:t>
             </w:r>
             <w:proofErr w:type="spellStart"/>
+            <w:proofErr w:type="gramStart"/>
             <w:r>
               <w:rPr>
                 <w:sz w:val="24"/>
@@ -973,12 +1021,29 @@
               <w:t>value!r</w:t>
             </w:r>
             <w:proofErr w:type="spellEnd"/>
-            <w:r>
-              <w:rPr>
-                <w:sz w:val="24"/>
-                <w:szCs w:val="24"/>
-              </w:rPr>
-              <w:t>} (type: {type(value).__name__})")</w:t>
+            <w:proofErr w:type="gramEnd"/>
+            <w:r>
+              <w:rPr>
+                <w:sz w:val="24"/>
+                <w:szCs w:val="24"/>
+              </w:rPr>
+              <w:t>} (type: {type(value</w:t>
+            </w:r>
+            <w:proofErr w:type="gramStart"/>
+            <w:r>
+              <w:rPr>
+                <w:sz w:val="24"/>
+                <w:szCs w:val="24"/>
+              </w:rPr>
+              <w:t>)._</w:t>
+            </w:r>
+            <w:proofErr w:type="gramEnd"/>
+            <w:r>
+              <w:rPr>
+                <w:sz w:val="24"/>
+                <w:szCs w:val="24"/>
+              </w:rPr>
+              <w:t>_name__})")</w:t>
             </w:r>
           </w:p>
           <w:p>
@@ -1025,7 +1090,23 @@
                 <w:sz w:val="24"/>
                 <w:szCs w:val="24"/>
               </w:rPr>
-              <w:t xml:space="preserve"> = 42  # integer literal assigned to `</w:t>
+              <w:t xml:space="preserve"> = </w:t>
+            </w:r>
+            <w:proofErr w:type="gramStart"/>
+            <w:r>
+              <w:rPr>
+                <w:sz w:val="24"/>
+                <w:szCs w:val="24"/>
+              </w:rPr>
+              <w:t>42  #</w:t>
+            </w:r>
+            <w:proofErr w:type="gramEnd"/>
+            <w:r>
+              <w:rPr>
+                <w:sz w:val="24"/>
+                <w:szCs w:val="24"/>
+              </w:rPr>
+              <w:t xml:space="preserve"> integer literal assigned to `</w:t>
             </w:r>
             <w:proofErr w:type="spellStart"/>
             <w:r>
@@ -1057,6 +1138,7 @@
                 <w:sz w:val="24"/>
                 <w:szCs w:val="24"/>
               </w:rPr>
+              <w:lastRenderedPageBreak/>
               <w:t>float_var</w:t>
             </w:r>
             <w:proofErr w:type="spellEnd"/>
@@ -1065,7 +1147,23 @@
                 <w:sz w:val="24"/>
                 <w:szCs w:val="24"/>
               </w:rPr>
-              <w:t xml:space="preserve"> = 3.14159  # floating-point literal assigned to `</w:t>
+              <w:t xml:space="preserve"> = </w:t>
+            </w:r>
+            <w:proofErr w:type="gramStart"/>
+            <w:r>
+              <w:rPr>
+                <w:sz w:val="24"/>
+                <w:szCs w:val="24"/>
+              </w:rPr>
+              <w:t>3.14159  #</w:t>
+            </w:r>
+            <w:proofErr w:type="gramEnd"/>
+            <w:r>
+              <w:rPr>
+                <w:sz w:val="24"/>
+                <w:szCs w:val="24"/>
+              </w:rPr>
+              <w:t xml:space="preserve"> floating-point literal assigned to `</w:t>
             </w:r>
             <w:proofErr w:type="spellStart"/>
             <w:r>
@@ -1105,7 +1203,23 @@
                 <w:sz w:val="24"/>
                 <w:szCs w:val="24"/>
               </w:rPr>
-              <w:t xml:space="preserve"> = 2 + 3j  # complex number with real=2 and </w:t>
+              <w:t xml:space="preserve"> = 2 + 3</w:t>
+            </w:r>
+            <w:proofErr w:type="gramStart"/>
+            <w:r>
+              <w:rPr>
+                <w:sz w:val="24"/>
+                <w:szCs w:val="24"/>
+              </w:rPr>
+              <w:t>j  #</w:t>
+            </w:r>
+            <w:proofErr w:type="gramEnd"/>
+            <w:r>
+              <w:rPr>
+                <w:sz w:val="24"/>
+                <w:szCs w:val="24"/>
+              </w:rPr>
+              <w:t xml:space="preserve"> complex number with real=2 and </w:t>
             </w:r>
             <w:proofErr w:type="spellStart"/>
             <w:r>
@@ -1177,7 +1291,23 @@
                 <w:sz w:val="24"/>
                 <w:szCs w:val="24"/>
               </w:rPr>
-              <w:t xml:space="preserve"> = "hello, world"  # string assigned to `</w:t>
+              <w:t xml:space="preserve"> = "hello, world</w:t>
+            </w:r>
+            <w:proofErr w:type="gramStart"/>
+            <w:r>
+              <w:rPr>
+                <w:sz w:val="24"/>
+                <w:szCs w:val="24"/>
+              </w:rPr>
+              <w:t>"  #</w:t>
+            </w:r>
+            <w:proofErr w:type="gramEnd"/>
+            <w:r>
+              <w:rPr>
+                <w:sz w:val="24"/>
+                <w:szCs w:val="24"/>
+              </w:rPr>
+              <w:t xml:space="preserve"> string assigned to `</w:t>
             </w:r>
             <w:proofErr w:type="spellStart"/>
             <w:r>
@@ -1217,7 +1347,23 @@
                 <w:sz w:val="24"/>
                 <w:szCs w:val="24"/>
               </w:rPr>
-              <w:t xml:space="preserve"> = True  # </w:t>
+              <w:t xml:space="preserve"> = </w:t>
+            </w:r>
+            <w:proofErr w:type="gramStart"/>
+            <w:r>
+              <w:rPr>
+                <w:sz w:val="24"/>
+                <w:szCs w:val="24"/>
+              </w:rPr>
+              <w:t>True  #</w:t>
+            </w:r>
+            <w:proofErr w:type="gramEnd"/>
+            <w:r>
+              <w:rPr>
+                <w:sz w:val="24"/>
+                <w:szCs w:val="24"/>
+              </w:rPr>
+              <w:t xml:space="preserve"> </w:t>
             </w:r>
             <w:proofErr w:type="spellStart"/>
             <w:r>
@@ -1296,7 +1442,23 @@
                 <w:sz w:val="24"/>
                 <w:szCs w:val="24"/>
               </w:rPr>
-              <w:t xml:space="preserve"> = [1, "two", 3.0]  # list containing mixed-type elements</w:t>
+              <w:t xml:space="preserve"> = [1, "two", 3.0</w:t>
+            </w:r>
+            <w:proofErr w:type="gramStart"/>
+            <w:r>
+              <w:rPr>
+                <w:sz w:val="24"/>
+                <w:szCs w:val="24"/>
+              </w:rPr>
+              <w:t>]  #</w:t>
+            </w:r>
+            <w:proofErr w:type="gramEnd"/>
+            <w:r>
+              <w:rPr>
+                <w:sz w:val="24"/>
+                <w:szCs w:val="24"/>
+              </w:rPr>
+              <w:t xml:space="preserve"> list containing mixed-type elements</w:t>
             </w:r>
           </w:p>
           <w:p>
@@ -1320,7 +1482,39 @@
                 <w:sz w:val="24"/>
                 <w:szCs w:val="24"/>
               </w:rPr>
-              <w:t xml:space="preserve"> = (1, 2, 3)  # immutable tuple of integers</w:t>
+              <w:t xml:space="preserve"> = (1, 2, 3</w:t>
+            </w:r>
+            <w:proofErr w:type="gramStart"/>
+            <w:r>
+              <w:rPr>
+                <w:sz w:val="24"/>
+                <w:szCs w:val="24"/>
+              </w:rPr>
+              <w:t>)  #</w:t>
+            </w:r>
+            <w:proofErr w:type="gramEnd"/>
+            <w:r>
+              <w:rPr>
+                <w:sz w:val="24"/>
+                <w:szCs w:val="24"/>
+              </w:rPr>
+              <w:t xml:space="preserve"> immutable </w:t>
+            </w:r>
+            <w:proofErr w:type="gramStart"/>
+            <w:r>
+              <w:rPr>
+                <w:sz w:val="24"/>
+                <w:szCs w:val="24"/>
+              </w:rPr>
+              <w:t>tuple</w:t>
+            </w:r>
+            <w:proofErr w:type="gramEnd"/>
+            <w:r>
+              <w:rPr>
+                <w:sz w:val="24"/>
+                <w:szCs w:val="24"/>
+              </w:rPr>
+              <w:t xml:space="preserve"> of integers</w:t>
             </w:r>
           </w:p>
           <w:p>
@@ -1344,7 +1538,55 @@
                 <w:sz w:val="24"/>
                 <w:szCs w:val="24"/>
               </w:rPr>
-              <w:t xml:space="preserve"> = range(5)  # range object representing 0..4</w:t>
+              <w:t xml:space="preserve"> = </w:t>
+            </w:r>
+            <w:proofErr w:type="gramStart"/>
+            <w:r>
+              <w:rPr>
+                <w:sz w:val="24"/>
+                <w:szCs w:val="24"/>
+              </w:rPr>
+              <w:t>range(</w:t>
+            </w:r>
+            <w:proofErr w:type="gramEnd"/>
+            <w:r>
+              <w:rPr>
+                <w:sz w:val="24"/>
+                <w:szCs w:val="24"/>
+              </w:rPr>
+              <w:t>5</w:t>
+            </w:r>
+            <w:proofErr w:type="gramStart"/>
+            <w:r>
+              <w:rPr>
+                <w:sz w:val="24"/>
+                <w:szCs w:val="24"/>
+              </w:rPr>
+              <w:t>)  #</w:t>
+            </w:r>
+            <w:proofErr w:type="gramEnd"/>
+            <w:r>
+              <w:rPr>
+                <w:sz w:val="24"/>
+                <w:szCs w:val="24"/>
+              </w:rPr>
+              <w:t xml:space="preserve"> range object representing </w:t>
+            </w:r>
+            <w:proofErr w:type="gramStart"/>
+            <w:r>
+              <w:rPr>
+                <w:sz w:val="24"/>
+                <w:szCs w:val="24"/>
+              </w:rPr>
+              <w:t>0..</w:t>
+            </w:r>
+            <w:proofErr w:type="gramEnd"/>
+            <w:r>
+              <w:rPr>
+                <w:sz w:val="24"/>
+                <w:szCs w:val="24"/>
+              </w:rPr>
+              <w:t>4</w:t>
             </w:r>
           </w:p>
           <w:p>
@@ -1391,7 +1633,23 @@
                 <w:sz w:val="24"/>
                 <w:szCs w:val="24"/>
               </w:rPr>
-              <w:t xml:space="preserve"> = {1, 2, 3}  # unordered unique collection (set)</w:t>
+              <w:t xml:space="preserve"> = {1, 2, 3</w:t>
+            </w:r>
+            <w:proofErr w:type="gramStart"/>
+            <w:r>
+              <w:rPr>
+                <w:sz w:val="24"/>
+                <w:szCs w:val="24"/>
+              </w:rPr>
+              <w:t>}  #</w:t>
+            </w:r>
+            <w:proofErr w:type="gramEnd"/>
+            <w:r>
+              <w:rPr>
+                <w:sz w:val="24"/>
+                <w:szCs w:val="24"/>
+              </w:rPr>
+              <w:t xml:space="preserve"> unordered unique collection (set)</w:t>
             </w:r>
           </w:p>
           <w:p>
@@ -1418,6 +1676,7 @@
               <w:t xml:space="preserve"> = </w:t>
             </w:r>
             <w:proofErr w:type="spellStart"/>
+            <w:proofErr w:type="gramStart"/>
             <w:r>
               <w:rPr>
                 <w:sz w:val="24"/>
@@ -1431,7 +1690,31 @@
                 <w:sz w:val="24"/>
                 <w:szCs w:val="24"/>
               </w:rPr>
-              <w:t>([1, 2, 3])  # immutable set (</w:t>
+              <w:t>(</w:t>
+            </w:r>
+            <w:proofErr w:type="gramEnd"/>
+            <w:r>
+              <w:rPr>
+                <w:sz w:val="24"/>
+                <w:szCs w:val="24"/>
+              </w:rPr>
+              <w:t>[1, 2, 3</w:t>
+            </w:r>
+            <w:proofErr w:type="gramStart"/>
+            <w:r>
+              <w:rPr>
+                <w:sz w:val="24"/>
+                <w:szCs w:val="24"/>
+              </w:rPr>
+              <w:t>])  #</w:t>
+            </w:r>
+            <w:proofErr w:type="gramEnd"/>
+            <w:r>
+              <w:rPr>
+                <w:sz w:val="24"/>
+                <w:szCs w:val="24"/>
+              </w:rPr>
+              <w:t xml:space="preserve"> immutable set (</w:t>
             </w:r>
             <w:proofErr w:type="spellStart"/>
             <w:r>
@@ -1494,7 +1777,23 @@
                 <w:sz w:val="24"/>
                 <w:szCs w:val="24"/>
               </w:rPr>
-              <w:t xml:space="preserve"> = {"a": 1, "b": 2}  # </w:t>
+              <w:t xml:space="preserve"> = {"a": 1, "b": 2</w:t>
+            </w:r>
+            <w:proofErr w:type="gramStart"/>
+            <w:r>
+              <w:rPr>
+                <w:sz w:val="24"/>
+                <w:szCs w:val="24"/>
+              </w:rPr>
+              <w:t>}  #</w:t>
+            </w:r>
+            <w:proofErr w:type="gramEnd"/>
+            <w:r>
+              <w:rPr>
+                <w:sz w:val="24"/>
+                <w:szCs w:val="24"/>
+              </w:rPr>
+              <w:t xml:space="preserve"> </w:t>
             </w:r>
             <w:proofErr w:type="spellStart"/>
             <w:r>
@@ -1568,12 +1867,21 @@
               <w:t>b"bytes</w:t>
             </w:r>
             <w:proofErr w:type="spellEnd"/>
-            <w:r>
-              <w:rPr>
-                <w:sz w:val="24"/>
-                <w:szCs w:val="24"/>
-              </w:rPr>
-              <w:t>"  # immutable bytes literal</w:t>
+            <w:proofErr w:type="gramStart"/>
+            <w:r>
+              <w:rPr>
+                <w:sz w:val="24"/>
+                <w:szCs w:val="24"/>
+              </w:rPr>
+              <w:t>"  #</w:t>
+            </w:r>
+            <w:proofErr w:type="gramEnd"/>
+            <w:r>
+              <w:rPr>
+                <w:sz w:val="24"/>
+                <w:szCs w:val="24"/>
+              </w:rPr>
+              <w:t xml:space="preserve"> immutable bytes literal</w:t>
             </w:r>
           </w:p>
           <w:p>
@@ -1624,12 +1932,21 @@
               <w:t>b"mutable</w:t>
             </w:r>
             <w:proofErr w:type="spellEnd"/>
-            <w:r>
-              <w:rPr>
-                <w:sz w:val="24"/>
-                <w:szCs w:val="24"/>
-              </w:rPr>
-              <w:t>")  # mutable sequence of bytes</w:t>
+            <w:proofErr w:type="gramStart"/>
+            <w:r>
+              <w:rPr>
+                <w:sz w:val="24"/>
+                <w:szCs w:val="24"/>
+              </w:rPr>
+              <w:t>")  #</w:t>
+            </w:r>
+            <w:proofErr w:type="gramEnd"/>
+            <w:r>
+              <w:rPr>
+                <w:sz w:val="24"/>
+                <w:szCs w:val="24"/>
+              </w:rPr>
+              <w:t xml:space="preserve"> mutable sequence of bytes</w:t>
             </w:r>
           </w:p>
           <w:p>
@@ -1680,12 +1997,21 @@
               <w:t>b"mem</w:t>
             </w:r>
             <w:proofErr w:type="spellEnd"/>
-            <w:r>
-              <w:rPr>
-                <w:sz w:val="24"/>
-                <w:szCs w:val="24"/>
-              </w:rPr>
-              <w:t xml:space="preserve">")  # </w:t>
+            <w:proofErr w:type="gramStart"/>
+            <w:r>
+              <w:rPr>
+                <w:sz w:val="24"/>
+                <w:szCs w:val="24"/>
+              </w:rPr>
+              <w:t>")  #</w:t>
+            </w:r>
+            <w:proofErr w:type="gramEnd"/>
+            <w:r>
+              <w:rPr>
+                <w:sz w:val="24"/>
+                <w:szCs w:val="24"/>
+              </w:rPr>
+              <w:t xml:space="preserve"> </w:t>
             </w:r>
             <w:proofErr w:type="spellStart"/>
             <w:r>
@@ -1701,7 +2027,23 @@
                 <w:sz w:val="24"/>
                 <w:szCs w:val="24"/>
               </w:rPr>
-              <w:t xml:space="preserve"> referencing a bytes object</w:t>
+              <w:t xml:space="preserve"> referencing a </w:t>
+            </w:r>
+            <w:proofErr w:type="gramStart"/>
+            <w:r>
+              <w:rPr>
+                <w:sz w:val="24"/>
+                <w:szCs w:val="24"/>
+              </w:rPr>
+              <w:t>bytes</w:t>
+            </w:r>
+            <w:proofErr w:type="gramEnd"/>
+            <w:r>
+              <w:rPr>
+                <w:sz w:val="24"/>
+                <w:szCs w:val="24"/>
+              </w:rPr>
+              <w:t xml:space="preserve"> object</w:t>
             </w:r>
           </w:p>
           <w:p>
@@ -1748,7 +2090,23 @@
                 <w:sz w:val="24"/>
                 <w:szCs w:val="24"/>
               </w:rPr>
-              <w:t xml:space="preserve"> = None  # </w:t>
+              <w:t xml:space="preserve"> = </w:t>
+            </w:r>
+            <w:proofErr w:type="gramStart"/>
+            <w:r>
+              <w:rPr>
+                <w:sz w:val="24"/>
+                <w:szCs w:val="24"/>
+              </w:rPr>
+              <w:t>None  #</w:t>
+            </w:r>
+            <w:proofErr w:type="gramEnd"/>
+            <w:r>
+              <w:rPr>
+                <w:sz w:val="24"/>
+                <w:szCs w:val="24"/>
+              </w:rPr>
+              <w:t xml:space="preserve"> </w:t>
             </w:r>
             <w:proofErr w:type="spellStart"/>
             <w:r>
@@ -1787,6 +2145,7 @@
                 <w:sz w:val="24"/>
                 <w:szCs w:val="24"/>
               </w:rPr>
+              <w:lastRenderedPageBreak/>
               <w:t># Display all variables with their types and values</w:t>
             </w:r>
           </w:p>
@@ -1797,12 +2156,21 @@
                 <w:szCs w:val="24"/>
               </w:rPr>
             </w:pPr>
-            <w:r>
-              <w:rPr>
-                <w:sz w:val="24"/>
-                <w:szCs w:val="24"/>
-              </w:rPr>
-              <w:t>show("</w:t>
+            <w:proofErr w:type="gramStart"/>
+            <w:r>
+              <w:rPr>
+                <w:sz w:val="24"/>
+                <w:szCs w:val="24"/>
+              </w:rPr>
+              <w:t>show(</w:t>
+            </w:r>
+            <w:proofErr w:type="gramEnd"/>
+            <w:r>
+              <w:rPr>
+                <w:sz w:val="24"/>
+                <w:szCs w:val="24"/>
+              </w:rPr>
+              <w:t>"</w:t>
             </w:r>
             <w:proofErr w:type="spellStart"/>
             <w:r>
@@ -1844,12 +2212,21 @@
                 <w:szCs w:val="24"/>
               </w:rPr>
             </w:pPr>
-            <w:r>
-              <w:rPr>
-                <w:sz w:val="24"/>
-                <w:szCs w:val="24"/>
-              </w:rPr>
-              <w:t>show("</w:t>
+            <w:proofErr w:type="gramStart"/>
+            <w:r>
+              <w:rPr>
+                <w:sz w:val="24"/>
+                <w:szCs w:val="24"/>
+              </w:rPr>
+              <w:t>show(</w:t>
+            </w:r>
+            <w:proofErr w:type="gramEnd"/>
+            <w:r>
+              <w:rPr>
+                <w:sz w:val="24"/>
+                <w:szCs w:val="24"/>
+              </w:rPr>
+              <w:t>"</w:t>
             </w:r>
             <w:proofErr w:type="spellStart"/>
             <w:r>
@@ -1891,634 +2268,1389 @@
                 <w:szCs w:val="24"/>
               </w:rPr>
             </w:pPr>
+            <w:proofErr w:type="gramStart"/>
+            <w:r>
+              <w:rPr>
+                <w:sz w:val="24"/>
+                <w:szCs w:val="24"/>
+              </w:rPr>
+              <w:t>show(</w:t>
+            </w:r>
+            <w:proofErr w:type="gramEnd"/>
+            <w:r>
+              <w:rPr>
+                <w:sz w:val="24"/>
+                <w:szCs w:val="24"/>
+              </w:rPr>
+              <w:t>"</w:t>
+            </w:r>
+            <w:proofErr w:type="spellStart"/>
+            <w:r>
+              <w:rPr>
+                <w:sz w:val="24"/>
+                <w:szCs w:val="24"/>
+              </w:rPr>
+              <w:t>complex_var</w:t>
+            </w:r>
+            <w:proofErr w:type="spellEnd"/>
+            <w:r>
+              <w:rPr>
+                <w:sz w:val="24"/>
+                <w:szCs w:val="24"/>
+              </w:rPr>
+              <w:t xml:space="preserve">", </w:t>
+            </w:r>
+            <w:proofErr w:type="spellStart"/>
+            <w:r>
+              <w:rPr>
+                <w:sz w:val="24"/>
+                <w:szCs w:val="24"/>
+              </w:rPr>
+              <w:t>complex_var</w:t>
+            </w:r>
+            <w:proofErr w:type="spellEnd"/>
+            <w:r>
+              <w:rPr>
+                <w:sz w:val="24"/>
+                <w:szCs w:val="24"/>
+              </w:rPr>
+              <w:t>)</w:t>
+            </w:r>
+          </w:p>
+          <w:p>
+            <w:pPr>
+              <w:rPr>
+                <w:sz w:val="24"/>
+                <w:szCs w:val="24"/>
+              </w:rPr>
+            </w:pPr>
+            <w:proofErr w:type="gramStart"/>
+            <w:r>
+              <w:rPr>
+                <w:sz w:val="24"/>
+                <w:szCs w:val="24"/>
+              </w:rPr>
+              <w:t>show(</w:t>
+            </w:r>
+            <w:proofErr w:type="gramEnd"/>
+            <w:r>
+              <w:rPr>
+                <w:sz w:val="24"/>
+                <w:szCs w:val="24"/>
+              </w:rPr>
+              <w:t>"</w:t>
+            </w:r>
+            <w:proofErr w:type="spellStart"/>
+            <w:r>
+              <w:rPr>
+                <w:sz w:val="24"/>
+                <w:szCs w:val="24"/>
+              </w:rPr>
+              <w:t>str_var</w:t>
+            </w:r>
+            <w:proofErr w:type="spellEnd"/>
+            <w:r>
+              <w:rPr>
+                <w:sz w:val="24"/>
+                <w:szCs w:val="24"/>
+              </w:rPr>
+              <w:t xml:space="preserve">", </w:t>
+            </w:r>
+            <w:proofErr w:type="spellStart"/>
+            <w:r>
+              <w:rPr>
+                <w:sz w:val="24"/>
+                <w:szCs w:val="24"/>
+              </w:rPr>
+              <w:t>str_var</w:t>
+            </w:r>
+            <w:proofErr w:type="spellEnd"/>
+            <w:r>
+              <w:rPr>
+                <w:sz w:val="24"/>
+                <w:szCs w:val="24"/>
+              </w:rPr>
+              <w:t>)</w:t>
+            </w:r>
+          </w:p>
+          <w:p>
+            <w:pPr>
+              <w:rPr>
+                <w:sz w:val="24"/>
+                <w:szCs w:val="24"/>
+              </w:rPr>
+            </w:pPr>
+            <w:proofErr w:type="gramStart"/>
+            <w:r>
+              <w:rPr>
+                <w:sz w:val="24"/>
+                <w:szCs w:val="24"/>
+              </w:rPr>
+              <w:t>show(</w:t>
+            </w:r>
+            <w:proofErr w:type="gramEnd"/>
+            <w:r>
+              <w:rPr>
+                <w:sz w:val="24"/>
+                <w:szCs w:val="24"/>
+              </w:rPr>
+              <w:t>"</w:t>
+            </w:r>
+            <w:proofErr w:type="spellStart"/>
+            <w:r>
+              <w:rPr>
+                <w:sz w:val="24"/>
+                <w:szCs w:val="24"/>
+              </w:rPr>
+              <w:t>bool_var</w:t>
+            </w:r>
+            <w:proofErr w:type="spellEnd"/>
+            <w:r>
+              <w:rPr>
+                <w:sz w:val="24"/>
+                <w:szCs w:val="24"/>
+              </w:rPr>
+              <w:t xml:space="preserve">", </w:t>
+            </w:r>
+            <w:proofErr w:type="spellStart"/>
+            <w:r>
+              <w:rPr>
+                <w:sz w:val="24"/>
+                <w:szCs w:val="24"/>
+              </w:rPr>
+              <w:t>bool_var</w:t>
+            </w:r>
+            <w:proofErr w:type="spellEnd"/>
+            <w:r>
+              <w:rPr>
+                <w:sz w:val="24"/>
+                <w:szCs w:val="24"/>
+              </w:rPr>
+              <w:t>)</w:t>
+            </w:r>
+          </w:p>
+          <w:p>
+            <w:pPr>
+              <w:rPr>
+                <w:sz w:val="24"/>
+                <w:szCs w:val="24"/>
+              </w:rPr>
+            </w:pPr>
+            <w:proofErr w:type="gramStart"/>
+            <w:r>
+              <w:rPr>
+                <w:sz w:val="24"/>
+                <w:szCs w:val="24"/>
+              </w:rPr>
+              <w:t>show(</w:t>
+            </w:r>
+            <w:proofErr w:type="gramEnd"/>
+            <w:r>
+              <w:rPr>
+                <w:sz w:val="24"/>
+                <w:szCs w:val="24"/>
+              </w:rPr>
+              <w:t>"</w:t>
+            </w:r>
+            <w:proofErr w:type="spellStart"/>
+            <w:r>
+              <w:rPr>
+                <w:sz w:val="24"/>
+                <w:szCs w:val="24"/>
+              </w:rPr>
+              <w:t>list_var</w:t>
+            </w:r>
+            <w:proofErr w:type="spellEnd"/>
+            <w:r>
+              <w:rPr>
+                <w:sz w:val="24"/>
+                <w:szCs w:val="24"/>
+              </w:rPr>
+              <w:t xml:space="preserve">", </w:t>
+            </w:r>
+            <w:proofErr w:type="spellStart"/>
+            <w:r>
+              <w:rPr>
+                <w:sz w:val="24"/>
+                <w:szCs w:val="24"/>
+              </w:rPr>
+              <w:t>list_var</w:t>
+            </w:r>
+            <w:proofErr w:type="spellEnd"/>
+            <w:r>
+              <w:rPr>
+                <w:sz w:val="24"/>
+                <w:szCs w:val="24"/>
+              </w:rPr>
+              <w:t>)</w:t>
+            </w:r>
+          </w:p>
+          <w:p>
+            <w:pPr>
+              <w:rPr>
+                <w:sz w:val="24"/>
+                <w:szCs w:val="24"/>
+              </w:rPr>
+            </w:pPr>
+            <w:proofErr w:type="gramStart"/>
+            <w:r>
+              <w:rPr>
+                <w:sz w:val="24"/>
+                <w:szCs w:val="24"/>
+              </w:rPr>
+              <w:t>show(</w:t>
+            </w:r>
+            <w:proofErr w:type="gramEnd"/>
+            <w:r>
+              <w:rPr>
+                <w:sz w:val="24"/>
+                <w:szCs w:val="24"/>
+              </w:rPr>
+              <w:t>"</w:t>
+            </w:r>
+            <w:proofErr w:type="spellStart"/>
+            <w:r>
+              <w:rPr>
+                <w:sz w:val="24"/>
+                <w:szCs w:val="24"/>
+              </w:rPr>
+              <w:t>tuple_var</w:t>
+            </w:r>
+            <w:proofErr w:type="spellEnd"/>
+            <w:r>
+              <w:rPr>
+                <w:sz w:val="24"/>
+                <w:szCs w:val="24"/>
+              </w:rPr>
+              <w:t xml:space="preserve">", </w:t>
+            </w:r>
+            <w:proofErr w:type="spellStart"/>
+            <w:r>
+              <w:rPr>
+                <w:sz w:val="24"/>
+                <w:szCs w:val="24"/>
+              </w:rPr>
+              <w:t>tuple_var</w:t>
+            </w:r>
+            <w:proofErr w:type="spellEnd"/>
+            <w:r>
+              <w:rPr>
+                <w:sz w:val="24"/>
+                <w:szCs w:val="24"/>
+              </w:rPr>
+              <w:t>)</w:t>
+            </w:r>
+          </w:p>
+          <w:p>
+            <w:pPr>
+              <w:rPr>
+                <w:sz w:val="24"/>
+                <w:szCs w:val="24"/>
+              </w:rPr>
+            </w:pPr>
+            <w:proofErr w:type="gramStart"/>
+            <w:r>
+              <w:rPr>
+                <w:sz w:val="24"/>
+                <w:szCs w:val="24"/>
+              </w:rPr>
+              <w:t>show(</w:t>
+            </w:r>
+            <w:proofErr w:type="gramEnd"/>
+            <w:r>
+              <w:rPr>
+                <w:sz w:val="24"/>
+                <w:szCs w:val="24"/>
+              </w:rPr>
+              <w:t>"</w:t>
+            </w:r>
+            <w:proofErr w:type="spellStart"/>
+            <w:r>
+              <w:rPr>
+                <w:sz w:val="24"/>
+                <w:szCs w:val="24"/>
+              </w:rPr>
+              <w:t>range_var</w:t>
+            </w:r>
+            <w:proofErr w:type="spellEnd"/>
+            <w:r>
+              <w:rPr>
+                <w:sz w:val="24"/>
+                <w:szCs w:val="24"/>
+              </w:rPr>
+              <w:t xml:space="preserve">", </w:t>
+            </w:r>
+            <w:proofErr w:type="spellStart"/>
+            <w:r>
+              <w:rPr>
+                <w:sz w:val="24"/>
+                <w:szCs w:val="24"/>
+              </w:rPr>
+              <w:t>range_var</w:t>
+            </w:r>
+            <w:proofErr w:type="spellEnd"/>
+            <w:r>
+              <w:rPr>
+                <w:sz w:val="24"/>
+                <w:szCs w:val="24"/>
+              </w:rPr>
+              <w:t>)</w:t>
+            </w:r>
+          </w:p>
+          <w:p>
+            <w:pPr>
+              <w:rPr>
+                <w:sz w:val="24"/>
+                <w:szCs w:val="24"/>
+              </w:rPr>
+            </w:pPr>
+            <w:proofErr w:type="gramStart"/>
+            <w:r>
+              <w:rPr>
+                <w:sz w:val="24"/>
+                <w:szCs w:val="24"/>
+              </w:rPr>
+              <w:t>show(</w:t>
+            </w:r>
+            <w:proofErr w:type="gramEnd"/>
+            <w:r>
+              <w:rPr>
+                <w:sz w:val="24"/>
+                <w:szCs w:val="24"/>
+              </w:rPr>
+              <w:t>"</w:t>
+            </w:r>
+            <w:proofErr w:type="spellStart"/>
+            <w:r>
+              <w:rPr>
+                <w:sz w:val="24"/>
+                <w:szCs w:val="24"/>
+              </w:rPr>
+              <w:t>set_var</w:t>
+            </w:r>
+            <w:proofErr w:type="spellEnd"/>
+            <w:r>
+              <w:rPr>
+                <w:sz w:val="24"/>
+                <w:szCs w:val="24"/>
+              </w:rPr>
+              <w:t xml:space="preserve">", </w:t>
+            </w:r>
+            <w:proofErr w:type="spellStart"/>
+            <w:r>
+              <w:rPr>
+                <w:sz w:val="24"/>
+                <w:szCs w:val="24"/>
+              </w:rPr>
+              <w:t>set_var</w:t>
+            </w:r>
+            <w:proofErr w:type="spellEnd"/>
+            <w:r>
+              <w:rPr>
+                <w:sz w:val="24"/>
+                <w:szCs w:val="24"/>
+              </w:rPr>
+              <w:t>)</w:t>
+            </w:r>
+          </w:p>
+          <w:p>
+            <w:pPr>
+              <w:rPr>
+                <w:sz w:val="24"/>
+                <w:szCs w:val="24"/>
+              </w:rPr>
+            </w:pPr>
+            <w:proofErr w:type="gramStart"/>
+            <w:r>
+              <w:rPr>
+                <w:sz w:val="24"/>
+                <w:szCs w:val="24"/>
+              </w:rPr>
+              <w:t>show(</w:t>
+            </w:r>
+            <w:proofErr w:type="gramEnd"/>
+            <w:r>
+              <w:rPr>
+                <w:sz w:val="24"/>
+                <w:szCs w:val="24"/>
+              </w:rPr>
+              <w:t>"</w:t>
+            </w:r>
+            <w:proofErr w:type="spellStart"/>
+            <w:r>
+              <w:rPr>
+                <w:sz w:val="24"/>
+                <w:szCs w:val="24"/>
+              </w:rPr>
+              <w:t>frozenset_var</w:t>
+            </w:r>
+            <w:proofErr w:type="spellEnd"/>
+            <w:r>
+              <w:rPr>
+                <w:sz w:val="24"/>
+                <w:szCs w:val="24"/>
+              </w:rPr>
+              <w:t xml:space="preserve">", </w:t>
+            </w:r>
+            <w:proofErr w:type="spellStart"/>
+            <w:r>
+              <w:rPr>
+                <w:sz w:val="24"/>
+                <w:szCs w:val="24"/>
+              </w:rPr>
+              <w:t>frozenset_var</w:t>
+            </w:r>
+            <w:proofErr w:type="spellEnd"/>
+            <w:r>
+              <w:rPr>
+                <w:sz w:val="24"/>
+                <w:szCs w:val="24"/>
+              </w:rPr>
+              <w:t>)</w:t>
+            </w:r>
+          </w:p>
+          <w:p>
+            <w:pPr>
+              <w:rPr>
+                <w:sz w:val="24"/>
+                <w:szCs w:val="24"/>
+              </w:rPr>
+            </w:pPr>
+            <w:proofErr w:type="gramStart"/>
+            <w:r>
+              <w:rPr>
+                <w:sz w:val="24"/>
+                <w:szCs w:val="24"/>
+              </w:rPr>
+              <w:t>show(</w:t>
+            </w:r>
+            <w:proofErr w:type="gramEnd"/>
+            <w:r>
+              <w:rPr>
+                <w:sz w:val="24"/>
+                <w:szCs w:val="24"/>
+              </w:rPr>
+              <w:t>"</w:t>
+            </w:r>
+            <w:proofErr w:type="spellStart"/>
+            <w:r>
+              <w:rPr>
+                <w:sz w:val="24"/>
+                <w:szCs w:val="24"/>
+              </w:rPr>
+              <w:t>dict_var</w:t>
+            </w:r>
+            <w:proofErr w:type="spellEnd"/>
+            <w:r>
+              <w:rPr>
+                <w:sz w:val="24"/>
+                <w:szCs w:val="24"/>
+              </w:rPr>
+              <w:t xml:space="preserve">", </w:t>
+            </w:r>
+            <w:proofErr w:type="spellStart"/>
+            <w:r>
+              <w:rPr>
+                <w:sz w:val="24"/>
+                <w:szCs w:val="24"/>
+              </w:rPr>
+              <w:t>dict_var</w:t>
+            </w:r>
+            <w:proofErr w:type="spellEnd"/>
+            <w:r>
+              <w:rPr>
+                <w:sz w:val="24"/>
+                <w:szCs w:val="24"/>
+              </w:rPr>
+              <w:t>)</w:t>
+            </w:r>
+          </w:p>
+          <w:p>
+            <w:pPr>
+              <w:rPr>
+                <w:sz w:val="24"/>
+                <w:szCs w:val="24"/>
+              </w:rPr>
+            </w:pPr>
+            <w:proofErr w:type="gramStart"/>
+            <w:r>
+              <w:rPr>
+                <w:sz w:val="24"/>
+                <w:szCs w:val="24"/>
+              </w:rPr>
+              <w:t>show(</w:t>
+            </w:r>
+            <w:proofErr w:type="gramEnd"/>
+            <w:r>
+              <w:rPr>
+                <w:sz w:val="24"/>
+                <w:szCs w:val="24"/>
+              </w:rPr>
+              <w:t>"</w:t>
+            </w:r>
+            <w:proofErr w:type="spellStart"/>
+            <w:r>
+              <w:rPr>
+                <w:sz w:val="24"/>
+                <w:szCs w:val="24"/>
+              </w:rPr>
+              <w:t>bytes_var</w:t>
+            </w:r>
+            <w:proofErr w:type="spellEnd"/>
+            <w:r>
+              <w:rPr>
+                <w:sz w:val="24"/>
+                <w:szCs w:val="24"/>
+              </w:rPr>
+              <w:t xml:space="preserve">", </w:t>
+            </w:r>
+            <w:proofErr w:type="spellStart"/>
+            <w:r>
+              <w:rPr>
+                <w:sz w:val="24"/>
+                <w:szCs w:val="24"/>
+              </w:rPr>
+              <w:t>bytes_var</w:t>
+            </w:r>
+            <w:proofErr w:type="spellEnd"/>
+            <w:r>
+              <w:rPr>
+                <w:sz w:val="24"/>
+                <w:szCs w:val="24"/>
+              </w:rPr>
+              <w:t>)</w:t>
+            </w:r>
+          </w:p>
+          <w:p>
+            <w:pPr>
+              <w:rPr>
+                <w:sz w:val="24"/>
+                <w:szCs w:val="24"/>
+              </w:rPr>
+            </w:pPr>
+            <w:proofErr w:type="gramStart"/>
+            <w:r>
+              <w:rPr>
+                <w:sz w:val="24"/>
+                <w:szCs w:val="24"/>
+              </w:rPr>
+              <w:t>show(</w:t>
+            </w:r>
+            <w:proofErr w:type="gramEnd"/>
+            <w:r>
+              <w:rPr>
+                <w:sz w:val="24"/>
+                <w:szCs w:val="24"/>
+              </w:rPr>
+              <w:t>"</w:t>
+            </w:r>
+            <w:proofErr w:type="spellStart"/>
+            <w:r>
+              <w:rPr>
+                <w:sz w:val="24"/>
+                <w:szCs w:val="24"/>
+              </w:rPr>
+              <w:t>bytearray_var</w:t>
+            </w:r>
+            <w:proofErr w:type="spellEnd"/>
+            <w:r>
+              <w:rPr>
+                <w:sz w:val="24"/>
+                <w:szCs w:val="24"/>
+              </w:rPr>
+              <w:t xml:space="preserve">", </w:t>
+            </w:r>
+            <w:proofErr w:type="spellStart"/>
+            <w:r>
+              <w:rPr>
+                <w:sz w:val="24"/>
+                <w:szCs w:val="24"/>
+              </w:rPr>
+              <w:t>bytearray_var</w:t>
+            </w:r>
+            <w:proofErr w:type="spellEnd"/>
+            <w:r>
+              <w:rPr>
+                <w:sz w:val="24"/>
+                <w:szCs w:val="24"/>
+              </w:rPr>
+              <w:t>)</w:t>
+            </w:r>
+          </w:p>
+          <w:p>
+            <w:pPr>
+              <w:rPr>
+                <w:sz w:val="24"/>
+                <w:szCs w:val="24"/>
+              </w:rPr>
+            </w:pPr>
+            <w:proofErr w:type="gramStart"/>
+            <w:r>
+              <w:rPr>
+                <w:sz w:val="24"/>
+                <w:szCs w:val="24"/>
+              </w:rPr>
+              <w:t>show(</w:t>
+            </w:r>
+            <w:proofErr w:type="gramEnd"/>
+            <w:r>
+              <w:rPr>
+                <w:sz w:val="24"/>
+                <w:szCs w:val="24"/>
+              </w:rPr>
+              <w:t>"</w:t>
+            </w:r>
+            <w:proofErr w:type="spellStart"/>
+            <w:r>
+              <w:rPr>
+                <w:sz w:val="24"/>
+                <w:szCs w:val="24"/>
+              </w:rPr>
+              <w:t>memoryview_var</w:t>
+            </w:r>
+            <w:proofErr w:type="spellEnd"/>
+            <w:r>
+              <w:rPr>
+                <w:sz w:val="24"/>
+                <w:szCs w:val="24"/>
+              </w:rPr>
+              <w:t xml:space="preserve">", </w:t>
+            </w:r>
+            <w:proofErr w:type="spellStart"/>
+            <w:r>
+              <w:rPr>
+                <w:sz w:val="24"/>
+                <w:szCs w:val="24"/>
+              </w:rPr>
+              <w:t>memoryview_var</w:t>
+            </w:r>
+            <w:proofErr w:type="spellEnd"/>
+            <w:r>
+              <w:rPr>
+                <w:sz w:val="24"/>
+                <w:szCs w:val="24"/>
+              </w:rPr>
+              <w:t>)</w:t>
+            </w:r>
+          </w:p>
+          <w:p>
+            <w:pPr>
+              <w:rPr>
+                <w:sz w:val="24"/>
+                <w:szCs w:val="24"/>
+              </w:rPr>
+            </w:pPr>
+            <w:proofErr w:type="gramStart"/>
+            <w:r>
+              <w:rPr>
+                <w:sz w:val="24"/>
+                <w:szCs w:val="24"/>
+              </w:rPr>
+              <w:t>show(</w:t>
+            </w:r>
+            <w:proofErr w:type="gramEnd"/>
+            <w:r>
+              <w:rPr>
+                <w:sz w:val="24"/>
+                <w:szCs w:val="24"/>
+              </w:rPr>
+              <w:t>"</w:t>
+            </w:r>
+            <w:proofErr w:type="spellStart"/>
+            <w:r>
+              <w:rPr>
+                <w:sz w:val="24"/>
+                <w:szCs w:val="24"/>
+              </w:rPr>
+              <w:t>none_var</w:t>
+            </w:r>
+            <w:proofErr w:type="spellEnd"/>
+            <w:r>
+              <w:rPr>
+                <w:sz w:val="24"/>
+                <w:szCs w:val="24"/>
+              </w:rPr>
+              <w:t xml:space="preserve">", </w:t>
+            </w:r>
+            <w:proofErr w:type="spellStart"/>
+            <w:r>
+              <w:rPr>
+                <w:sz w:val="24"/>
+                <w:szCs w:val="24"/>
+              </w:rPr>
+              <w:t>none_var</w:t>
+            </w:r>
+            <w:proofErr w:type="spellEnd"/>
+            <w:r>
+              <w:rPr>
+                <w:sz w:val="24"/>
+                <w:szCs w:val="24"/>
+              </w:rPr>
+              <w:t>)</w:t>
+            </w:r>
+          </w:p>
+          <w:p>
+            <w:pPr>
+              <w:rPr>
+                <w:sz w:val="24"/>
+                <w:szCs w:val="24"/>
+              </w:rPr>
+            </w:pPr>
+          </w:p>
+          <w:p>
+            <w:pPr>
+              <w:rPr>
+                <w:sz w:val="24"/>
+                <w:szCs w:val="24"/>
+              </w:rPr>
+            </w:pPr>
+            <w:r>
+              <w:rPr>
+                <w:sz w:val="24"/>
+                <w:szCs w:val="24"/>
+              </w:rPr>
+              <w:t xml:space="preserve"># Example: check types using </w:t>
+            </w:r>
+            <w:proofErr w:type="spellStart"/>
+            <w:r>
+              <w:rPr>
+                <w:sz w:val="24"/>
+                <w:szCs w:val="24"/>
+              </w:rPr>
+              <w:t>isinstance</w:t>
+            </w:r>
+            <w:proofErr w:type="spellEnd"/>
+            <w:r>
+              <w:rPr>
+                <w:sz w:val="24"/>
+                <w:szCs w:val="24"/>
+              </w:rPr>
+              <w:t xml:space="preserve"> for a few select variables</w:t>
+            </w:r>
+          </w:p>
+          <w:p>
+            <w:pPr>
+              <w:rPr>
+                <w:sz w:val="24"/>
+                <w:szCs w:val="24"/>
+              </w:rPr>
+            </w:pPr>
+            <w:proofErr w:type="gramStart"/>
+            <w:r>
+              <w:rPr>
+                <w:sz w:val="24"/>
+                <w:szCs w:val="24"/>
+              </w:rPr>
+              <w:t>print()  #</w:t>
+            </w:r>
+            <w:proofErr w:type="gramEnd"/>
+            <w:r>
+              <w:rPr>
+                <w:sz w:val="24"/>
+                <w:szCs w:val="24"/>
+              </w:rPr>
+              <w:t xml:space="preserve"> blank line for readability in output</w:t>
+            </w:r>
+          </w:p>
+          <w:p>
+            <w:pPr>
+              <w:rPr>
+                <w:sz w:val="24"/>
+                <w:szCs w:val="24"/>
+              </w:rPr>
+            </w:pPr>
+            <w:proofErr w:type="gramStart"/>
+            <w:r>
+              <w:rPr>
+                <w:sz w:val="24"/>
+                <w:szCs w:val="24"/>
+              </w:rPr>
+              <w:t>print(</w:t>
+            </w:r>
+            <w:proofErr w:type="gramEnd"/>
+            <w:r>
+              <w:rPr>
+                <w:sz w:val="24"/>
+                <w:szCs w:val="24"/>
+              </w:rPr>
+              <w:t>"Type checks:")</w:t>
+            </w:r>
+          </w:p>
+          <w:p>
+            <w:pPr>
+              <w:rPr>
+                <w:sz w:val="24"/>
+                <w:szCs w:val="24"/>
+              </w:rPr>
+            </w:pPr>
+            <w:proofErr w:type="gramStart"/>
+            <w:r>
+              <w:rPr>
+                <w:sz w:val="24"/>
+                <w:szCs w:val="24"/>
+              </w:rPr>
+              <w:t>print(</w:t>
+            </w:r>
+            <w:proofErr w:type="gramEnd"/>
+            <w:r>
+              <w:rPr>
+                <w:sz w:val="24"/>
+                <w:szCs w:val="24"/>
+              </w:rPr>
+              <w:t>"</w:t>
+            </w:r>
+            <w:proofErr w:type="spellStart"/>
+            <w:r>
+              <w:rPr>
+                <w:sz w:val="24"/>
+                <w:szCs w:val="24"/>
+              </w:rPr>
+              <w:t>list_var</w:t>
+            </w:r>
+            <w:proofErr w:type="spellEnd"/>
+            <w:r>
+              <w:rPr>
+                <w:sz w:val="24"/>
+                <w:szCs w:val="24"/>
+              </w:rPr>
+              <w:t xml:space="preserve"> is list:", </w:t>
+            </w:r>
+            <w:proofErr w:type="spellStart"/>
+            <w:proofErr w:type="gramStart"/>
+            <w:r>
+              <w:rPr>
+                <w:sz w:val="24"/>
+                <w:szCs w:val="24"/>
+              </w:rPr>
+              <w:t>isinstance</w:t>
+            </w:r>
+            <w:proofErr w:type="spellEnd"/>
+            <w:r>
+              <w:rPr>
+                <w:sz w:val="24"/>
+                <w:szCs w:val="24"/>
+              </w:rPr>
+              <w:t>(</w:t>
+            </w:r>
+            <w:proofErr w:type="spellStart"/>
+            <w:proofErr w:type="gramEnd"/>
+            <w:r>
+              <w:rPr>
+                <w:sz w:val="24"/>
+                <w:szCs w:val="24"/>
+              </w:rPr>
+              <w:t>list_var</w:t>
+            </w:r>
+            <w:proofErr w:type="spellEnd"/>
+            <w:r>
+              <w:rPr>
+                <w:sz w:val="24"/>
+                <w:szCs w:val="24"/>
+              </w:rPr>
+              <w:t>, list</w:t>
+            </w:r>
+            <w:proofErr w:type="gramStart"/>
+            <w:r>
+              <w:rPr>
+                <w:sz w:val="24"/>
+                <w:szCs w:val="24"/>
+              </w:rPr>
+              <w:t>))  #</w:t>
+            </w:r>
+            <w:proofErr w:type="gramEnd"/>
+            <w:r>
+              <w:rPr>
+                <w:sz w:val="24"/>
+                <w:szCs w:val="24"/>
+              </w:rPr>
+              <w:t xml:space="preserve"> True if </w:t>
+            </w:r>
+            <w:proofErr w:type="spellStart"/>
+            <w:r>
+              <w:rPr>
+                <w:sz w:val="24"/>
+                <w:szCs w:val="24"/>
+              </w:rPr>
+              <w:t>list_var</w:t>
+            </w:r>
+            <w:proofErr w:type="spellEnd"/>
+            <w:r>
+              <w:rPr>
+                <w:sz w:val="24"/>
+                <w:szCs w:val="24"/>
+              </w:rPr>
+              <w:t xml:space="preserve"> is a list</w:t>
+            </w:r>
+          </w:p>
+          <w:p>
+            <w:pPr>
+              <w:rPr>
+                <w:sz w:val="24"/>
+                <w:szCs w:val="24"/>
+              </w:rPr>
+            </w:pPr>
+            <w:proofErr w:type="gramStart"/>
+            <w:r>
+              <w:rPr>
+                <w:sz w:val="24"/>
+                <w:szCs w:val="24"/>
+              </w:rPr>
+              <w:t>print(</w:t>
+            </w:r>
+            <w:proofErr w:type="gramEnd"/>
+            <w:r>
+              <w:rPr>
+                <w:sz w:val="24"/>
+                <w:szCs w:val="24"/>
+              </w:rPr>
+              <w:t>"</w:t>
+            </w:r>
+            <w:proofErr w:type="spellStart"/>
+            <w:r>
+              <w:rPr>
+                <w:sz w:val="24"/>
+                <w:szCs w:val="24"/>
+              </w:rPr>
+              <w:t>dict_var</w:t>
+            </w:r>
+            <w:proofErr w:type="spellEnd"/>
+            <w:r>
+              <w:rPr>
+                <w:sz w:val="24"/>
+                <w:szCs w:val="24"/>
+              </w:rPr>
+              <w:t xml:space="preserve"> is </w:t>
+            </w:r>
+            <w:proofErr w:type="spellStart"/>
+            <w:r>
+              <w:rPr>
+                <w:sz w:val="24"/>
+                <w:szCs w:val="24"/>
+              </w:rPr>
+              <w:t>dict</w:t>
+            </w:r>
+            <w:proofErr w:type="spellEnd"/>
+            <w:r>
+              <w:rPr>
+                <w:sz w:val="24"/>
+                <w:szCs w:val="24"/>
+              </w:rPr>
+              <w:t xml:space="preserve">:", </w:t>
+            </w:r>
+            <w:proofErr w:type="spellStart"/>
+            <w:proofErr w:type="gramStart"/>
+            <w:r>
+              <w:rPr>
+                <w:sz w:val="24"/>
+                <w:szCs w:val="24"/>
+              </w:rPr>
+              <w:t>isinstance</w:t>
+            </w:r>
+            <w:proofErr w:type="spellEnd"/>
+            <w:r>
+              <w:rPr>
+                <w:sz w:val="24"/>
+                <w:szCs w:val="24"/>
+              </w:rPr>
+              <w:t>(</w:t>
+            </w:r>
+            <w:proofErr w:type="spellStart"/>
+            <w:proofErr w:type="gramEnd"/>
+            <w:r>
+              <w:rPr>
+                <w:sz w:val="24"/>
+                <w:szCs w:val="24"/>
+              </w:rPr>
+              <w:t>dict_var</w:t>
+            </w:r>
+            <w:proofErr w:type="spellEnd"/>
+            <w:r>
+              <w:rPr>
+                <w:sz w:val="24"/>
+                <w:szCs w:val="24"/>
+              </w:rPr>
+              <w:t xml:space="preserve">, </w:t>
+            </w:r>
+            <w:proofErr w:type="spellStart"/>
+            <w:r>
+              <w:rPr>
+                <w:sz w:val="24"/>
+                <w:szCs w:val="24"/>
+              </w:rPr>
+              <w:t>dict</w:t>
+            </w:r>
+            <w:proofErr w:type="spellEnd"/>
+            <w:proofErr w:type="gramStart"/>
+            <w:r>
+              <w:rPr>
+                <w:sz w:val="24"/>
+                <w:szCs w:val="24"/>
+              </w:rPr>
+              <w:t>))  #</w:t>
+            </w:r>
+            <w:proofErr w:type="gramEnd"/>
+            <w:r>
+              <w:rPr>
+                <w:sz w:val="24"/>
+                <w:szCs w:val="24"/>
+              </w:rPr>
+              <w:t xml:space="preserve"> True if </w:t>
+            </w:r>
+            <w:proofErr w:type="spellStart"/>
+            <w:r>
+              <w:rPr>
+                <w:sz w:val="24"/>
+                <w:szCs w:val="24"/>
+              </w:rPr>
+              <w:t>dict_var</w:t>
+            </w:r>
+            <w:proofErr w:type="spellEnd"/>
+            <w:r>
+              <w:rPr>
+                <w:sz w:val="24"/>
+                <w:szCs w:val="24"/>
+              </w:rPr>
+              <w:t xml:space="preserve"> is a </w:t>
+            </w:r>
+            <w:proofErr w:type="spellStart"/>
+            <w:r>
+              <w:rPr>
+                <w:sz w:val="24"/>
+                <w:szCs w:val="24"/>
+              </w:rPr>
+              <w:t>dict</w:t>
+            </w:r>
+            <w:proofErr w:type="spellEnd"/>
+          </w:p>
+          <w:p>
+            <w:pPr>
+              <w:rPr>
+                <w:sz w:val="24"/>
+                <w:szCs w:val="24"/>
+              </w:rPr>
+            </w:pPr>
+            <w:proofErr w:type="gramStart"/>
+            <w:r>
+              <w:rPr>
+                <w:sz w:val="24"/>
+                <w:szCs w:val="24"/>
+              </w:rPr>
+              <w:t>print(</w:t>
+            </w:r>
+            <w:proofErr w:type="gramEnd"/>
+            <w:r>
+              <w:rPr>
+                <w:sz w:val="24"/>
+                <w:szCs w:val="24"/>
+              </w:rPr>
+              <w:t>"</w:t>
+            </w:r>
+            <w:proofErr w:type="spellStart"/>
+            <w:r>
+              <w:rPr>
+                <w:sz w:val="24"/>
+                <w:szCs w:val="24"/>
+              </w:rPr>
+              <w:t>int_var</w:t>
+            </w:r>
+            <w:proofErr w:type="spellEnd"/>
+            <w:r>
+              <w:rPr>
+                <w:sz w:val="24"/>
+                <w:szCs w:val="24"/>
+              </w:rPr>
+              <w:t xml:space="preserve"> is int:", </w:t>
+            </w:r>
+            <w:proofErr w:type="spellStart"/>
+            <w:proofErr w:type="gramStart"/>
+            <w:r>
+              <w:rPr>
+                <w:sz w:val="24"/>
+                <w:szCs w:val="24"/>
+              </w:rPr>
+              <w:t>isinstance</w:t>
+            </w:r>
+            <w:proofErr w:type="spellEnd"/>
+            <w:r>
+              <w:rPr>
+                <w:sz w:val="24"/>
+                <w:szCs w:val="24"/>
+              </w:rPr>
+              <w:t>(</w:t>
+            </w:r>
+            <w:proofErr w:type="spellStart"/>
+            <w:proofErr w:type="gramEnd"/>
+            <w:r>
+              <w:rPr>
+                <w:sz w:val="24"/>
+                <w:szCs w:val="24"/>
+              </w:rPr>
+              <w:t>int_var</w:t>
+            </w:r>
+            <w:proofErr w:type="spellEnd"/>
+            <w:r>
+              <w:rPr>
+                <w:sz w:val="24"/>
+                <w:szCs w:val="24"/>
+              </w:rPr>
+              <w:t>, int</w:t>
+            </w:r>
+            <w:proofErr w:type="gramStart"/>
+            <w:r>
+              <w:rPr>
+                <w:sz w:val="24"/>
+                <w:szCs w:val="24"/>
+              </w:rPr>
+              <w:t>))  #</w:t>
+            </w:r>
+            <w:proofErr w:type="gramEnd"/>
+            <w:r>
+              <w:rPr>
+                <w:sz w:val="24"/>
+                <w:szCs w:val="24"/>
+              </w:rPr>
+              <w:t xml:space="preserve"> True if </w:t>
+            </w:r>
+            <w:proofErr w:type="spellStart"/>
+            <w:r>
+              <w:rPr>
+                <w:sz w:val="24"/>
+                <w:szCs w:val="24"/>
+              </w:rPr>
+              <w:t>int_var</w:t>
+            </w:r>
+            <w:proofErr w:type="spellEnd"/>
+            <w:r>
+              <w:rPr>
+                <w:sz w:val="24"/>
+                <w:szCs w:val="24"/>
+              </w:rPr>
+              <w:t xml:space="preserve"> is an int</w:t>
+            </w:r>
+          </w:p>
+          <w:p>
+            <w:pPr>
+              <w:rPr>
+                <w:sz w:val="24"/>
+                <w:szCs w:val="24"/>
+              </w:rPr>
+            </w:pPr>
+            <w:proofErr w:type="gramStart"/>
+            <w:r>
+              <w:rPr>
+                <w:sz w:val="24"/>
+                <w:szCs w:val="24"/>
+              </w:rPr>
+              <w:t>print(</w:t>
+            </w:r>
+            <w:proofErr w:type="gramEnd"/>
+            <w:r>
+              <w:rPr>
+                <w:sz w:val="24"/>
+                <w:szCs w:val="24"/>
+              </w:rPr>
+              <w:t>"</w:t>
+            </w:r>
+            <w:proofErr w:type="spellStart"/>
+            <w:r>
+              <w:rPr>
+                <w:sz w:val="24"/>
+                <w:szCs w:val="24"/>
+              </w:rPr>
+              <w:t>str_var</w:t>
+            </w:r>
+            <w:proofErr w:type="spellEnd"/>
+            <w:r>
+              <w:rPr>
+                <w:sz w:val="24"/>
+                <w:szCs w:val="24"/>
+              </w:rPr>
+              <w:t xml:space="preserve"> is str:", </w:t>
+            </w:r>
+            <w:proofErr w:type="spellStart"/>
+            <w:proofErr w:type="gramStart"/>
+            <w:r>
+              <w:rPr>
+                <w:sz w:val="24"/>
+                <w:szCs w:val="24"/>
+              </w:rPr>
+              <w:t>isinstance</w:t>
+            </w:r>
+            <w:proofErr w:type="spellEnd"/>
+            <w:r>
+              <w:rPr>
+                <w:sz w:val="24"/>
+                <w:szCs w:val="24"/>
+              </w:rPr>
+              <w:t>(</w:t>
+            </w:r>
+            <w:proofErr w:type="spellStart"/>
+            <w:proofErr w:type="gramEnd"/>
+            <w:r>
+              <w:rPr>
+                <w:sz w:val="24"/>
+                <w:szCs w:val="24"/>
+              </w:rPr>
+              <w:t>str_var</w:t>
+            </w:r>
+            <w:proofErr w:type="spellEnd"/>
+            <w:r>
+              <w:rPr>
+                <w:sz w:val="24"/>
+                <w:szCs w:val="24"/>
+              </w:rPr>
+              <w:t>, str</w:t>
+            </w:r>
+            <w:proofErr w:type="gramStart"/>
+            <w:r>
+              <w:rPr>
+                <w:sz w:val="24"/>
+                <w:szCs w:val="24"/>
+              </w:rPr>
+              <w:t>))  #</w:t>
+            </w:r>
+            <w:proofErr w:type="gramEnd"/>
+            <w:r>
+              <w:rPr>
+                <w:sz w:val="24"/>
+                <w:szCs w:val="24"/>
+              </w:rPr>
+              <w:t xml:space="preserve"> True if </w:t>
+            </w:r>
+            <w:proofErr w:type="spellStart"/>
+            <w:r>
+              <w:rPr>
+                <w:sz w:val="24"/>
+                <w:szCs w:val="24"/>
+              </w:rPr>
+              <w:t>str_var</w:t>
+            </w:r>
+            <w:proofErr w:type="spellEnd"/>
+            <w:r>
+              <w:rPr>
+                <w:sz w:val="24"/>
+                <w:szCs w:val="24"/>
+              </w:rPr>
+              <w:t xml:space="preserve"> is a str</w:t>
+            </w:r>
+          </w:p>
+          <w:p>
+            <w:pPr>
+              <w:rPr>
+                <w:sz w:val="24"/>
+                <w:szCs w:val="24"/>
+              </w:rPr>
+            </w:pPr>
+          </w:p>
+          <w:p>
+            <w:pPr>
+              <w:rPr>
+                <w:sz w:val="24"/>
+                <w:szCs w:val="24"/>
+              </w:rPr>
+            </w:pPr>
+            <w:r>
+              <w:rPr>
+                <w:sz w:val="24"/>
+                <w:szCs w:val="24"/>
+              </w:rPr>
+              <w:t># Summary of demonstrations:</w:t>
+            </w:r>
+          </w:p>
+          <w:p>
+            <w:pPr>
+              <w:rPr>
+                <w:sz w:val="24"/>
+                <w:szCs w:val="24"/>
+              </w:rPr>
+            </w:pPr>
+            <w:r>
+              <w:rPr>
+                <w:sz w:val="24"/>
+                <w:szCs w:val="24"/>
+              </w:rPr>
+              <w:t># 1. Creation: defined examples for numbers, text, sequences, sets, mappings, binary types, and None.</w:t>
+            </w:r>
+          </w:p>
+          <w:p>
+            <w:pPr>
+              <w:rPr>
+                <w:sz w:val="24"/>
+                <w:szCs w:val="24"/>
+              </w:rPr>
+            </w:pPr>
             <w:r>
               <w:rPr>
                 <w:sz w:val="24"/>
                 <w:szCs w:val="24"/>
               </w:rPr>
               <w:lastRenderedPageBreak/>
-              <w:t>show("</w:t>
-            </w:r>
-            <w:proofErr w:type="spellStart"/>
-            <w:r>
-              <w:rPr>
-                <w:sz w:val="24"/>
-                <w:szCs w:val="24"/>
-              </w:rPr>
-              <w:t>complex_var</w:t>
-            </w:r>
-            <w:proofErr w:type="spellEnd"/>
-            <w:r>
-              <w:rPr>
-                <w:sz w:val="24"/>
-                <w:szCs w:val="24"/>
-              </w:rPr>
-              <w:t xml:space="preserve">", </w:t>
-            </w:r>
-            <w:proofErr w:type="spellStart"/>
-            <w:r>
-              <w:rPr>
-                <w:sz w:val="24"/>
-                <w:szCs w:val="24"/>
-              </w:rPr>
-              <w:t>complex_var</w:t>
-            </w:r>
-            <w:proofErr w:type="spellEnd"/>
-            <w:r>
-              <w:rPr>
-                <w:sz w:val="24"/>
-                <w:szCs w:val="24"/>
-              </w:rPr>
-              <w:t>)</w:t>
-            </w:r>
-          </w:p>
-          <w:p>
-            <w:pPr>
-              <w:rPr>
-                <w:sz w:val="24"/>
-                <w:szCs w:val="24"/>
-              </w:rPr>
-            </w:pPr>
-            <w:r>
-              <w:rPr>
-                <w:sz w:val="24"/>
-                <w:szCs w:val="24"/>
-              </w:rPr>
-              <w:t>show("</w:t>
-            </w:r>
-            <w:proofErr w:type="spellStart"/>
-            <w:r>
-              <w:rPr>
-                <w:sz w:val="24"/>
-                <w:szCs w:val="24"/>
-              </w:rPr>
-              <w:t>str_var</w:t>
-            </w:r>
-            <w:proofErr w:type="spellEnd"/>
-            <w:r>
-              <w:rPr>
-                <w:sz w:val="24"/>
-                <w:szCs w:val="24"/>
-              </w:rPr>
-              <w:t xml:space="preserve">", </w:t>
-            </w:r>
-            <w:proofErr w:type="spellStart"/>
-            <w:r>
-              <w:rPr>
-                <w:sz w:val="24"/>
-                <w:szCs w:val="24"/>
-              </w:rPr>
-              <w:t>str_var</w:t>
-            </w:r>
-            <w:proofErr w:type="spellEnd"/>
-            <w:r>
-              <w:rPr>
-                <w:sz w:val="24"/>
-                <w:szCs w:val="24"/>
-              </w:rPr>
-              <w:t>)</w:t>
-            </w:r>
-          </w:p>
-          <w:p>
-            <w:pPr>
-              <w:rPr>
-                <w:sz w:val="24"/>
-                <w:szCs w:val="24"/>
-              </w:rPr>
-            </w:pPr>
-            <w:r>
-              <w:rPr>
-                <w:sz w:val="24"/>
-                <w:szCs w:val="24"/>
-              </w:rPr>
-              <w:t>show("</w:t>
-            </w:r>
-            <w:proofErr w:type="spellStart"/>
-            <w:r>
-              <w:rPr>
-                <w:sz w:val="24"/>
-                <w:szCs w:val="24"/>
-              </w:rPr>
-              <w:t>bool_var</w:t>
-            </w:r>
-            <w:proofErr w:type="spellEnd"/>
-            <w:r>
-              <w:rPr>
-                <w:sz w:val="24"/>
-                <w:szCs w:val="24"/>
-              </w:rPr>
-              <w:t xml:space="preserve">", </w:t>
-            </w:r>
-            <w:proofErr w:type="spellStart"/>
-            <w:r>
-              <w:rPr>
-                <w:sz w:val="24"/>
-                <w:szCs w:val="24"/>
-              </w:rPr>
-              <w:t>bool_var</w:t>
-            </w:r>
-            <w:proofErr w:type="spellEnd"/>
-            <w:r>
-              <w:rPr>
-                <w:sz w:val="24"/>
-                <w:szCs w:val="24"/>
-              </w:rPr>
-              <w:t>)</w:t>
-            </w:r>
-          </w:p>
-          <w:p>
-            <w:pPr>
-              <w:rPr>
-                <w:sz w:val="24"/>
-                <w:szCs w:val="24"/>
-              </w:rPr>
-            </w:pPr>
-            <w:r>
-              <w:rPr>
-                <w:sz w:val="24"/>
-                <w:szCs w:val="24"/>
-              </w:rPr>
-              <w:t>show("</w:t>
-            </w:r>
-            <w:proofErr w:type="spellStart"/>
-            <w:r>
-              <w:rPr>
-                <w:sz w:val="24"/>
-                <w:szCs w:val="24"/>
-              </w:rPr>
-              <w:t>list_var</w:t>
-            </w:r>
-            <w:proofErr w:type="spellEnd"/>
-            <w:r>
-              <w:rPr>
-                <w:sz w:val="24"/>
-                <w:szCs w:val="24"/>
-              </w:rPr>
-              <w:t xml:space="preserve">", </w:t>
-            </w:r>
-            <w:proofErr w:type="spellStart"/>
-            <w:r>
-              <w:rPr>
-                <w:sz w:val="24"/>
-                <w:szCs w:val="24"/>
-              </w:rPr>
-              <w:t>list_var</w:t>
-            </w:r>
-            <w:proofErr w:type="spellEnd"/>
-            <w:r>
-              <w:rPr>
-                <w:sz w:val="24"/>
-                <w:szCs w:val="24"/>
-              </w:rPr>
-              <w:t>)</w:t>
-            </w:r>
-          </w:p>
-          <w:p>
-            <w:pPr>
-              <w:rPr>
-                <w:sz w:val="24"/>
-                <w:szCs w:val="24"/>
-              </w:rPr>
-            </w:pPr>
-            <w:r>
-              <w:rPr>
-                <w:sz w:val="24"/>
-                <w:szCs w:val="24"/>
-              </w:rPr>
-              <w:t>show("</w:t>
-            </w:r>
-            <w:proofErr w:type="spellStart"/>
-            <w:r>
-              <w:rPr>
-                <w:sz w:val="24"/>
-                <w:szCs w:val="24"/>
-              </w:rPr>
-              <w:t>tuple_var</w:t>
-            </w:r>
-            <w:proofErr w:type="spellEnd"/>
-            <w:r>
-              <w:rPr>
-                <w:sz w:val="24"/>
-                <w:szCs w:val="24"/>
-              </w:rPr>
-              <w:t xml:space="preserve">", </w:t>
-            </w:r>
-            <w:proofErr w:type="spellStart"/>
-            <w:r>
-              <w:rPr>
-                <w:sz w:val="24"/>
-                <w:szCs w:val="24"/>
-              </w:rPr>
-              <w:t>tuple_var</w:t>
-            </w:r>
-            <w:proofErr w:type="spellEnd"/>
-            <w:r>
-              <w:rPr>
-                <w:sz w:val="24"/>
-                <w:szCs w:val="24"/>
-              </w:rPr>
-              <w:t>)</w:t>
-            </w:r>
-          </w:p>
-          <w:p>
-            <w:pPr>
-              <w:rPr>
-                <w:sz w:val="24"/>
-                <w:szCs w:val="24"/>
-              </w:rPr>
-            </w:pPr>
-            <w:r>
-              <w:rPr>
-                <w:sz w:val="24"/>
-                <w:szCs w:val="24"/>
-              </w:rPr>
-              <w:t>show("</w:t>
-            </w:r>
-            <w:proofErr w:type="spellStart"/>
-            <w:r>
-              <w:rPr>
-                <w:sz w:val="24"/>
-                <w:szCs w:val="24"/>
-              </w:rPr>
-              <w:t>range_var</w:t>
-            </w:r>
-            <w:proofErr w:type="spellEnd"/>
-            <w:r>
-              <w:rPr>
-                <w:sz w:val="24"/>
-                <w:szCs w:val="24"/>
-              </w:rPr>
-              <w:t xml:space="preserve">", </w:t>
-            </w:r>
-            <w:proofErr w:type="spellStart"/>
-            <w:r>
-              <w:rPr>
-                <w:sz w:val="24"/>
-                <w:szCs w:val="24"/>
-              </w:rPr>
-              <w:t>range_var</w:t>
-            </w:r>
-            <w:proofErr w:type="spellEnd"/>
-            <w:r>
-              <w:rPr>
-                <w:sz w:val="24"/>
-                <w:szCs w:val="24"/>
-              </w:rPr>
-              <w:t>)</w:t>
-            </w:r>
-          </w:p>
-          <w:p>
-            <w:pPr>
-              <w:rPr>
-                <w:sz w:val="24"/>
-                <w:szCs w:val="24"/>
-              </w:rPr>
-            </w:pPr>
-            <w:r>
-              <w:rPr>
-                <w:sz w:val="24"/>
-                <w:szCs w:val="24"/>
-              </w:rPr>
-              <w:t>show("</w:t>
-            </w:r>
-            <w:proofErr w:type="spellStart"/>
-            <w:r>
-              <w:rPr>
-                <w:sz w:val="24"/>
-                <w:szCs w:val="24"/>
-              </w:rPr>
-              <w:t>set_var</w:t>
-            </w:r>
-            <w:proofErr w:type="spellEnd"/>
-            <w:r>
-              <w:rPr>
-                <w:sz w:val="24"/>
-                <w:szCs w:val="24"/>
-              </w:rPr>
-              <w:t xml:space="preserve">", </w:t>
-            </w:r>
-            <w:proofErr w:type="spellStart"/>
-            <w:r>
-              <w:rPr>
-                <w:sz w:val="24"/>
-                <w:szCs w:val="24"/>
-              </w:rPr>
-              <w:t>set_var</w:t>
-            </w:r>
-            <w:proofErr w:type="spellEnd"/>
-            <w:r>
-              <w:rPr>
-                <w:sz w:val="24"/>
-                <w:szCs w:val="24"/>
-              </w:rPr>
-              <w:t>)</w:t>
-            </w:r>
-          </w:p>
-          <w:p>
-            <w:pPr>
-              <w:rPr>
-                <w:sz w:val="24"/>
-                <w:szCs w:val="24"/>
-              </w:rPr>
-            </w:pPr>
-            <w:r>
-              <w:rPr>
-                <w:sz w:val="24"/>
-                <w:szCs w:val="24"/>
-              </w:rPr>
-              <w:t>show("</w:t>
-            </w:r>
-            <w:proofErr w:type="spellStart"/>
-            <w:r>
-              <w:rPr>
-                <w:sz w:val="24"/>
-                <w:szCs w:val="24"/>
-              </w:rPr>
-              <w:t>frozenset_var</w:t>
-            </w:r>
-            <w:proofErr w:type="spellEnd"/>
-            <w:r>
-              <w:rPr>
-                <w:sz w:val="24"/>
-                <w:szCs w:val="24"/>
-              </w:rPr>
-              <w:t xml:space="preserve">", </w:t>
-            </w:r>
-            <w:proofErr w:type="spellStart"/>
-            <w:r>
-              <w:rPr>
-                <w:sz w:val="24"/>
-                <w:szCs w:val="24"/>
-              </w:rPr>
-              <w:t>frozenset_var</w:t>
-            </w:r>
-            <w:proofErr w:type="spellEnd"/>
-            <w:r>
-              <w:rPr>
-                <w:sz w:val="24"/>
-                <w:szCs w:val="24"/>
-              </w:rPr>
-              <w:t>)</w:t>
-            </w:r>
-          </w:p>
-          <w:p>
-            <w:pPr>
-              <w:rPr>
-                <w:sz w:val="24"/>
-                <w:szCs w:val="24"/>
-              </w:rPr>
-            </w:pPr>
-            <w:r>
-              <w:rPr>
-                <w:sz w:val="24"/>
-                <w:szCs w:val="24"/>
-              </w:rPr>
-              <w:t>show("</w:t>
-            </w:r>
-            <w:proofErr w:type="spellStart"/>
-            <w:r>
-              <w:rPr>
-                <w:sz w:val="24"/>
-                <w:szCs w:val="24"/>
-              </w:rPr>
-              <w:t>dict_var</w:t>
-            </w:r>
-            <w:proofErr w:type="spellEnd"/>
-            <w:r>
-              <w:rPr>
-                <w:sz w:val="24"/>
-                <w:szCs w:val="24"/>
-              </w:rPr>
-              <w:t xml:space="preserve">", </w:t>
-            </w:r>
-            <w:proofErr w:type="spellStart"/>
-            <w:r>
-              <w:rPr>
-                <w:sz w:val="24"/>
-                <w:szCs w:val="24"/>
-              </w:rPr>
-              <w:t>dict_var</w:t>
-            </w:r>
-            <w:proofErr w:type="spellEnd"/>
-            <w:r>
-              <w:rPr>
-                <w:sz w:val="24"/>
-                <w:szCs w:val="24"/>
-              </w:rPr>
-              <w:t>)</w:t>
-            </w:r>
-          </w:p>
-          <w:p>
-            <w:pPr>
-              <w:rPr>
-                <w:sz w:val="24"/>
-                <w:szCs w:val="24"/>
-              </w:rPr>
-            </w:pPr>
-            <w:r>
-              <w:rPr>
-                <w:sz w:val="24"/>
-                <w:szCs w:val="24"/>
-              </w:rPr>
-              <w:t>show("</w:t>
-            </w:r>
-            <w:proofErr w:type="spellStart"/>
-            <w:r>
-              <w:rPr>
-                <w:sz w:val="24"/>
-                <w:szCs w:val="24"/>
-              </w:rPr>
-              <w:t>bytes_var</w:t>
-            </w:r>
-            <w:proofErr w:type="spellEnd"/>
-            <w:r>
-              <w:rPr>
-                <w:sz w:val="24"/>
-                <w:szCs w:val="24"/>
-              </w:rPr>
-              <w:t xml:space="preserve">", </w:t>
-            </w:r>
-            <w:proofErr w:type="spellStart"/>
-            <w:r>
-              <w:rPr>
-                <w:sz w:val="24"/>
-                <w:szCs w:val="24"/>
-              </w:rPr>
-              <w:t>bytes_var</w:t>
-            </w:r>
-            <w:proofErr w:type="spellEnd"/>
-            <w:r>
-              <w:rPr>
-                <w:sz w:val="24"/>
-                <w:szCs w:val="24"/>
-              </w:rPr>
-              <w:t>)</w:t>
-            </w:r>
-          </w:p>
-          <w:p>
-            <w:pPr>
-              <w:rPr>
-                <w:sz w:val="24"/>
-                <w:szCs w:val="24"/>
-              </w:rPr>
-            </w:pPr>
-            <w:r>
-              <w:rPr>
-                <w:sz w:val="24"/>
-                <w:szCs w:val="24"/>
-              </w:rPr>
-              <w:t>show("</w:t>
-            </w:r>
-            <w:proofErr w:type="spellStart"/>
-            <w:r>
-              <w:rPr>
-                <w:sz w:val="24"/>
-                <w:szCs w:val="24"/>
-              </w:rPr>
-              <w:t>bytearray_var</w:t>
-            </w:r>
-            <w:proofErr w:type="spellEnd"/>
-            <w:r>
-              <w:rPr>
-                <w:sz w:val="24"/>
-                <w:szCs w:val="24"/>
-              </w:rPr>
-              <w:t xml:space="preserve">", </w:t>
-            </w:r>
-            <w:proofErr w:type="spellStart"/>
-            <w:r>
-              <w:rPr>
-                <w:sz w:val="24"/>
-                <w:szCs w:val="24"/>
-              </w:rPr>
-              <w:t>bytearray_var</w:t>
-            </w:r>
-            <w:proofErr w:type="spellEnd"/>
-            <w:r>
-              <w:rPr>
-                <w:sz w:val="24"/>
-                <w:szCs w:val="24"/>
-              </w:rPr>
-              <w:t>)</w:t>
-            </w:r>
-          </w:p>
-          <w:p>
-            <w:pPr>
-              <w:rPr>
-                <w:sz w:val="24"/>
-                <w:szCs w:val="24"/>
-              </w:rPr>
-            </w:pPr>
-            <w:r>
-              <w:rPr>
-                <w:sz w:val="24"/>
-                <w:szCs w:val="24"/>
-              </w:rPr>
-              <w:t>show("</w:t>
-            </w:r>
-            <w:proofErr w:type="spellStart"/>
-            <w:r>
-              <w:rPr>
-                <w:sz w:val="24"/>
-                <w:szCs w:val="24"/>
-              </w:rPr>
-              <w:t>memoryview_var</w:t>
-            </w:r>
-            <w:proofErr w:type="spellEnd"/>
-            <w:r>
-              <w:rPr>
-                <w:sz w:val="24"/>
-                <w:szCs w:val="24"/>
-              </w:rPr>
-              <w:t xml:space="preserve">", </w:t>
-            </w:r>
-            <w:proofErr w:type="spellStart"/>
-            <w:r>
-              <w:rPr>
-                <w:sz w:val="24"/>
-                <w:szCs w:val="24"/>
-              </w:rPr>
-              <w:t>memoryview_var</w:t>
-            </w:r>
-            <w:proofErr w:type="spellEnd"/>
-            <w:r>
-              <w:rPr>
-                <w:sz w:val="24"/>
-                <w:szCs w:val="24"/>
-              </w:rPr>
-              <w:t>)</w:t>
-            </w:r>
-          </w:p>
-          <w:p>
-            <w:pPr>
-              <w:rPr>
-                <w:sz w:val="24"/>
-                <w:szCs w:val="24"/>
-              </w:rPr>
-            </w:pPr>
-            <w:r>
-              <w:rPr>
-                <w:sz w:val="24"/>
-                <w:szCs w:val="24"/>
-              </w:rPr>
-              <w:t>show("</w:t>
-            </w:r>
-            <w:proofErr w:type="spellStart"/>
-            <w:r>
-              <w:rPr>
-                <w:sz w:val="24"/>
-                <w:szCs w:val="24"/>
-              </w:rPr>
-              <w:t>none_var</w:t>
-            </w:r>
-            <w:proofErr w:type="spellEnd"/>
-            <w:r>
-              <w:rPr>
-                <w:sz w:val="24"/>
-                <w:szCs w:val="24"/>
-              </w:rPr>
-              <w:t xml:space="preserve">", </w:t>
-            </w:r>
-            <w:proofErr w:type="spellStart"/>
-            <w:r>
-              <w:rPr>
-                <w:sz w:val="24"/>
-                <w:szCs w:val="24"/>
-              </w:rPr>
-              <w:t>none_var</w:t>
-            </w:r>
-            <w:proofErr w:type="spellEnd"/>
-            <w:r>
-              <w:rPr>
-                <w:sz w:val="24"/>
-                <w:szCs w:val="24"/>
-              </w:rPr>
-              <w:t>)</w:t>
-            </w:r>
-          </w:p>
-          <w:p>
-            <w:pPr>
-              <w:rPr>
-                <w:sz w:val="24"/>
-                <w:szCs w:val="24"/>
-              </w:rPr>
-            </w:pPr>
-          </w:p>
-          <w:p>
-            <w:pPr>
-              <w:rPr>
-                <w:sz w:val="24"/>
-                <w:szCs w:val="24"/>
-              </w:rPr>
-            </w:pPr>
-            <w:r>
-              <w:rPr>
-                <w:sz w:val="24"/>
-                <w:szCs w:val="24"/>
-              </w:rPr>
-              <w:t xml:space="preserve"># Example: check types using </w:t>
-            </w:r>
-            <w:proofErr w:type="spellStart"/>
+              <w:t># 2. Initialization: each variable assigned an idiomatic literal or constructor.</w:t>
+            </w:r>
+          </w:p>
+          <w:p>
+            <w:pPr>
+              <w:rPr>
+                <w:sz w:val="24"/>
+                <w:szCs w:val="24"/>
+              </w:rPr>
+            </w:pPr>
+            <w:r>
+              <w:rPr>
+                <w:sz w:val="24"/>
+                <w:szCs w:val="24"/>
+              </w:rPr>
+              <w:t># 3. Inspection: `</w:t>
+            </w:r>
+            <w:proofErr w:type="gramStart"/>
+            <w:r>
+              <w:rPr>
+                <w:sz w:val="24"/>
+                <w:szCs w:val="24"/>
+              </w:rPr>
+              <w:t>show(</w:t>
+            </w:r>
+            <w:proofErr w:type="gramEnd"/>
+            <w:r>
+              <w:rPr>
+                <w:sz w:val="24"/>
+                <w:szCs w:val="24"/>
+              </w:rPr>
+              <w:t>)` prints value and its type using `type</w:t>
+            </w:r>
+            <w:proofErr w:type="gramStart"/>
+            <w:r>
+              <w:rPr>
+                <w:sz w:val="24"/>
+                <w:szCs w:val="24"/>
+              </w:rPr>
+              <w:t>(...)._</w:t>
+            </w:r>
+            <w:proofErr w:type="gramEnd"/>
+            <w:r>
+              <w:rPr>
+                <w:sz w:val="24"/>
+                <w:szCs w:val="24"/>
+              </w:rPr>
+              <w:t>_name__`.</w:t>
+            </w:r>
+          </w:p>
+          <w:p>
+            <w:pPr>
+              <w:rPr>
+                <w:sz w:val="24"/>
+                <w:szCs w:val="24"/>
+              </w:rPr>
+            </w:pPr>
+            <w:r>
+              <w:rPr>
+                <w:sz w:val="24"/>
+                <w:szCs w:val="24"/>
+              </w:rPr>
+              <w:t># 4. Type checks: `</w:t>
+            </w:r>
+            <w:proofErr w:type="spellStart"/>
+            <w:proofErr w:type="gramStart"/>
             <w:r>
               <w:rPr>
                 <w:sz w:val="24"/>
@@ -2532,494 +3664,15 @@
                 <w:sz w:val="24"/>
                 <w:szCs w:val="24"/>
               </w:rPr>
-              <w:t xml:space="preserve"> for a few select variables</w:t>
-            </w:r>
-          </w:p>
-          <w:p>
-            <w:pPr>
-              <w:rPr>
-                <w:sz w:val="24"/>
-                <w:szCs w:val="24"/>
-              </w:rPr>
-            </w:pPr>
-            <w:r>
-              <w:rPr>
-                <w:sz w:val="24"/>
-                <w:szCs w:val="24"/>
-              </w:rPr>
-              <w:t>print()  # blank line for readability in output</w:t>
-            </w:r>
-          </w:p>
-          <w:p>
-            <w:pPr>
-              <w:rPr>
-                <w:sz w:val="24"/>
-                <w:szCs w:val="24"/>
-              </w:rPr>
-            </w:pPr>
-            <w:r>
-              <w:rPr>
-                <w:sz w:val="24"/>
-                <w:szCs w:val="24"/>
-              </w:rPr>
-              <w:t>print("Type checks:")</w:t>
-            </w:r>
-          </w:p>
-          <w:p>
-            <w:pPr>
-              <w:rPr>
-                <w:sz w:val="24"/>
-                <w:szCs w:val="24"/>
-              </w:rPr>
-            </w:pPr>
-            <w:r>
-              <w:rPr>
-                <w:sz w:val="24"/>
-                <w:szCs w:val="24"/>
-              </w:rPr>
-              <w:t>print("</w:t>
-            </w:r>
-            <w:proofErr w:type="spellStart"/>
-            <w:r>
-              <w:rPr>
-                <w:sz w:val="24"/>
-                <w:szCs w:val="24"/>
-              </w:rPr>
-              <w:t>list_var</w:t>
-            </w:r>
-            <w:proofErr w:type="spellEnd"/>
-            <w:r>
-              <w:rPr>
-                <w:sz w:val="24"/>
-                <w:szCs w:val="24"/>
-              </w:rPr>
-              <w:t xml:space="preserve"> is list:", </w:t>
-            </w:r>
-            <w:proofErr w:type="spellStart"/>
-            <w:r>
-              <w:rPr>
-                <w:sz w:val="24"/>
-                <w:szCs w:val="24"/>
-              </w:rPr>
-              <w:t>isinstance</w:t>
-            </w:r>
-            <w:proofErr w:type="spellEnd"/>
-            <w:r>
-              <w:rPr>
-                <w:sz w:val="24"/>
-                <w:szCs w:val="24"/>
-              </w:rPr>
               <w:t>(</w:t>
             </w:r>
-            <w:proofErr w:type="spellStart"/>
-            <w:r>
-              <w:rPr>
-                <w:sz w:val="24"/>
-                <w:szCs w:val="24"/>
-              </w:rPr>
-              <w:t>list_var</w:t>
-            </w:r>
-            <w:proofErr w:type="spellEnd"/>
-            <w:r>
-              <w:rPr>
-                <w:sz w:val="24"/>
-                <w:szCs w:val="24"/>
-              </w:rPr>
-              <w:t xml:space="preserve">, list))  # True if </w:t>
-            </w:r>
-            <w:proofErr w:type="spellStart"/>
-            <w:r>
-              <w:rPr>
-                <w:sz w:val="24"/>
-                <w:szCs w:val="24"/>
-              </w:rPr>
-              <w:t>list_var</w:t>
-            </w:r>
-            <w:proofErr w:type="spellEnd"/>
-            <w:r>
-              <w:rPr>
-                <w:sz w:val="24"/>
-                <w:szCs w:val="24"/>
-              </w:rPr>
-              <w:t xml:space="preserve"> is a list</w:t>
-            </w:r>
-          </w:p>
-          <w:p>
-            <w:pPr>
-              <w:rPr>
-                <w:sz w:val="24"/>
-                <w:szCs w:val="24"/>
-              </w:rPr>
-            </w:pPr>
-            <w:r>
-              <w:rPr>
-                <w:sz w:val="24"/>
-                <w:szCs w:val="24"/>
-              </w:rPr>
-              <w:t>print("</w:t>
-            </w:r>
-            <w:proofErr w:type="spellStart"/>
-            <w:r>
-              <w:rPr>
-                <w:sz w:val="24"/>
-                <w:szCs w:val="24"/>
-              </w:rPr>
-              <w:t>dict_var</w:t>
-            </w:r>
-            <w:proofErr w:type="spellEnd"/>
-            <w:r>
-              <w:rPr>
-                <w:sz w:val="24"/>
-                <w:szCs w:val="24"/>
-              </w:rPr>
-              <w:t xml:space="preserve"> is </w:t>
-            </w:r>
-            <w:proofErr w:type="spellStart"/>
-            <w:r>
-              <w:rPr>
-                <w:sz w:val="24"/>
-                <w:szCs w:val="24"/>
-              </w:rPr>
-              <w:t>dict</w:t>
-            </w:r>
-            <w:proofErr w:type="spellEnd"/>
-            <w:r>
-              <w:rPr>
-                <w:sz w:val="24"/>
-                <w:szCs w:val="24"/>
-              </w:rPr>
-              <w:t xml:space="preserve">:", </w:t>
-            </w:r>
-            <w:proofErr w:type="spellStart"/>
-            <w:r>
-              <w:rPr>
-                <w:sz w:val="24"/>
-                <w:szCs w:val="24"/>
-              </w:rPr>
-              <w:t>isinstance</w:t>
-            </w:r>
-            <w:proofErr w:type="spellEnd"/>
-            <w:r>
-              <w:rPr>
-                <w:sz w:val="24"/>
-                <w:szCs w:val="24"/>
-              </w:rPr>
-              <w:t>(</w:t>
-            </w:r>
-            <w:proofErr w:type="spellStart"/>
-            <w:r>
-              <w:rPr>
-                <w:sz w:val="24"/>
-                <w:szCs w:val="24"/>
-              </w:rPr>
-              <w:t>dict_var</w:t>
-            </w:r>
-            <w:proofErr w:type="spellEnd"/>
-            <w:r>
-              <w:rPr>
-                <w:sz w:val="24"/>
-                <w:szCs w:val="24"/>
-              </w:rPr>
-              <w:t xml:space="preserve">, </w:t>
-            </w:r>
-            <w:proofErr w:type="spellStart"/>
-            <w:r>
-              <w:rPr>
-                <w:sz w:val="24"/>
-                <w:szCs w:val="24"/>
-              </w:rPr>
-              <w:t>dict</w:t>
-            </w:r>
-            <w:proofErr w:type="spellEnd"/>
-            <w:r>
-              <w:rPr>
-                <w:sz w:val="24"/>
-                <w:szCs w:val="24"/>
-              </w:rPr>
-              <w:t xml:space="preserve">))  # True if </w:t>
-            </w:r>
-            <w:proofErr w:type="spellStart"/>
-            <w:r>
-              <w:rPr>
-                <w:sz w:val="24"/>
-                <w:szCs w:val="24"/>
-              </w:rPr>
-              <w:t>dict_var</w:t>
-            </w:r>
-            <w:proofErr w:type="spellEnd"/>
-            <w:r>
-              <w:rPr>
-                <w:sz w:val="24"/>
-                <w:szCs w:val="24"/>
-              </w:rPr>
-              <w:t xml:space="preserve"> is a </w:t>
-            </w:r>
-            <w:proofErr w:type="spellStart"/>
-            <w:r>
-              <w:rPr>
-                <w:sz w:val="24"/>
-                <w:szCs w:val="24"/>
-              </w:rPr>
-              <w:t>dict</w:t>
-            </w:r>
-            <w:proofErr w:type="spellEnd"/>
-          </w:p>
-          <w:p>
-            <w:pPr>
-              <w:rPr>
-                <w:sz w:val="24"/>
-                <w:szCs w:val="24"/>
-              </w:rPr>
-            </w:pPr>
-            <w:r>
-              <w:rPr>
-                <w:sz w:val="24"/>
-                <w:szCs w:val="24"/>
-              </w:rPr>
-              <w:t>print("</w:t>
-            </w:r>
-            <w:proofErr w:type="spellStart"/>
-            <w:r>
-              <w:rPr>
-                <w:sz w:val="24"/>
-                <w:szCs w:val="24"/>
-              </w:rPr>
-              <w:t>int_var</w:t>
-            </w:r>
-            <w:proofErr w:type="spellEnd"/>
-            <w:r>
-              <w:rPr>
-                <w:sz w:val="24"/>
-                <w:szCs w:val="24"/>
-              </w:rPr>
-              <w:t xml:space="preserve"> is int:", </w:t>
-            </w:r>
-            <w:proofErr w:type="spellStart"/>
-            <w:r>
-              <w:rPr>
-                <w:sz w:val="24"/>
-                <w:szCs w:val="24"/>
-              </w:rPr>
-              <w:t>isinstance</w:t>
-            </w:r>
-            <w:proofErr w:type="spellEnd"/>
-            <w:r>
-              <w:rPr>
-                <w:sz w:val="24"/>
-                <w:szCs w:val="24"/>
-              </w:rPr>
-              <w:t>(</w:t>
-            </w:r>
-            <w:proofErr w:type="spellStart"/>
-            <w:r>
-              <w:rPr>
-                <w:sz w:val="24"/>
-                <w:szCs w:val="24"/>
-              </w:rPr>
-              <w:t>int_var</w:t>
-            </w:r>
-            <w:proofErr w:type="spellEnd"/>
-            <w:r>
-              <w:rPr>
-                <w:sz w:val="24"/>
-                <w:szCs w:val="24"/>
-              </w:rPr>
-              <w:t xml:space="preserve">, int))  # True if </w:t>
-            </w:r>
-            <w:proofErr w:type="spellStart"/>
-            <w:r>
-              <w:rPr>
-                <w:sz w:val="24"/>
-                <w:szCs w:val="24"/>
-              </w:rPr>
-              <w:t>int_var</w:t>
-            </w:r>
-            <w:proofErr w:type="spellEnd"/>
-            <w:r>
-              <w:rPr>
-                <w:sz w:val="24"/>
-                <w:szCs w:val="24"/>
-              </w:rPr>
-              <w:t xml:space="preserve"> is an int</w:t>
-            </w:r>
-          </w:p>
-          <w:p>
-            <w:pPr>
-              <w:rPr>
-                <w:sz w:val="24"/>
-                <w:szCs w:val="24"/>
-              </w:rPr>
-            </w:pPr>
-            <w:r>
-              <w:rPr>
-                <w:sz w:val="24"/>
-                <w:szCs w:val="24"/>
-              </w:rPr>
-              <w:t>print("</w:t>
-            </w:r>
-            <w:proofErr w:type="spellStart"/>
-            <w:r>
-              <w:rPr>
-                <w:sz w:val="24"/>
-                <w:szCs w:val="24"/>
-              </w:rPr>
-              <w:t>str_var</w:t>
-            </w:r>
-            <w:proofErr w:type="spellEnd"/>
-            <w:r>
-              <w:rPr>
-                <w:sz w:val="24"/>
-                <w:szCs w:val="24"/>
-              </w:rPr>
-              <w:t xml:space="preserve"> is str:", </w:t>
-            </w:r>
-            <w:proofErr w:type="spellStart"/>
-            <w:r>
-              <w:rPr>
-                <w:sz w:val="24"/>
-                <w:szCs w:val="24"/>
-              </w:rPr>
-              <w:t>isinstance</w:t>
-            </w:r>
-            <w:proofErr w:type="spellEnd"/>
-            <w:r>
-              <w:rPr>
-                <w:sz w:val="24"/>
-                <w:szCs w:val="24"/>
-              </w:rPr>
-              <w:t>(</w:t>
-            </w:r>
-            <w:proofErr w:type="spellStart"/>
-            <w:r>
-              <w:rPr>
-                <w:sz w:val="24"/>
-                <w:szCs w:val="24"/>
-              </w:rPr>
-              <w:t>str_var</w:t>
-            </w:r>
-            <w:proofErr w:type="spellEnd"/>
-            <w:r>
-              <w:rPr>
-                <w:sz w:val="24"/>
-                <w:szCs w:val="24"/>
-              </w:rPr>
-              <w:t xml:space="preserve">, str))  # True if </w:t>
-            </w:r>
-            <w:proofErr w:type="spellStart"/>
-            <w:r>
-              <w:rPr>
-                <w:sz w:val="24"/>
-                <w:szCs w:val="24"/>
-              </w:rPr>
-              <w:t>str_var</w:t>
-            </w:r>
-            <w:proofErr w:type="spellEnd"/>
-            <w:r>
-              <w:rPr>
-                <w:sz w:val="24"/>
-                <w:szCs w:val="24"/>
-              </w:rPr>
-              <w:t xml:space="preserve"> is a str</w:t>
-            </w:r>
-          </w:p>
-          <w:p>
-            <w:pPr>
-              <w:rPr>
-                <w:sz w:val="24"/>
-                <w:szCs w:val="24"/>
-              </w:rPr>
-            </w:pPr>
-          </w:p>
-          <w:p>
-            <w:pPr>
-              <w:rPr>
-                <w:sz w:val="24"/>
-                <w:szCs w:val="24"/>
-              </w:rPr>
-            </w:pPr>
-            <w:r>
-              <w:rPr>
-                <w:sz w:val="24"/>
-                <w:szCs w:val="24"/>
-              </w:rPr>
-              <w:t># Summary of demonstrations:</w:t>
-            </w:r>
-          </w:p>
-          <w:p>
-            <w:pPr>
-              <w:rPr>
-                <w:sz w:val="24"/>
-                <w:szCs w:val="24"/>
-              </w:rPr>
-            </w:pPr>
-            <w:r>
-              <w:rPr>
-                <w:sz w:val="24"/>
-                <w:szCs w:val="24"/>
-              </w:rPr>
-              <w:t># 1. Creation: defined examples for numbers, text, sequences, sets, mappings, binary types, and None.</w:t>
-            </w:r>
-          </w:p>
-          <w:p>
-            <w:pPr>
-              <w:rPr>
-                <w:sz w:val="24"/>
-                <w:szCs w:val="24"/>
-              </w:rPr>
-            </w:pPr>
-            <w:r>
-              <w:rPr>
-                <w:sz w:val="24"/>
-                <w:szCs w:val="24"/>
-              </w:rPr>
-              <w:t># 2. Initialization: each variable assigned an idiomatic literal or constructor.</w:t>
-            </w:r>
-          </w:p>
-          <w:p>
-            <w:pPr>
-              <w:rPr>
-                <w:sz w:val="24"/>
-                <w:szCs w:val="24"/>
-              </w:rPr>
-            </w:pPr>
-            <w:r>
-              <w:rPr>
-                <w:sz w:val="24"/>
-                <w:szCs w:val="24"/>
-              </w:rPr>
-              <w:t># 3. Inspection: `show()` prints value and its type using `type(...).__name__`.</w:t>
-            </w:r>
-          </w:p>
-          <w:p>
-            <w:pPr>
-              <w:rPr>
-                <w:sz w:val="24"/>
-                <w:szCs w:val="24"/>
-              </w:rPr>
-            </w:pPr>
-            <w:r>
-              <w:rPr>
-                <w:sz w:val="24"/>
-                <w:szCs w:val="24"/>
-              </w:rPr>
-              <w:lastRenderedPageBreak/>
-              <w:t># 4. Type checks: `</w:t>
-            </w:r>
-            <w:proofErr w:type="spellStart"/>
-            <w:r>
-              <w:rPr>
-                <w:sz w:val="24"/>
-                <w:szCs w:val="24"/>
-              </w:rPr>
-              <w:t>isinstance</w:t>
-            </w:r>
-            <w:proofErr w:type="spellEnd"/>
-            <w:r>
-              <w:rPr>
-                <w:sz w:val="24"/>
-                <w:szCs w:val="24"/>
-              </w:rPr>
-              <w:t>()` used to verify runtime types for common containers.</w:t>
+            <w:proofErr w:type="gramEnd"/>
+            <w:r>
+              <w:rPr>
+                <w:sz w:val="24"/>
+                <w:szCs w:val="24"/>
+              </w:rPr>
+              <w:t>)` used to verify runtime types for common containers.</w:t>
             </w:r>
           </w:p>
           <w:p>
@@ -3066,7 +3719,15 @@
                 <w:sz w:val="24"/>
                 <w:szCs w:val="24"/>
               </w:rPr>
-              <w:t xml:space="preserve">` is mutable.  text  </w:t>
+              <w:t xml:space="preserve">` is mutable.  </w:t>
+            </w:r>
+            <w:proofErr w:type="gramStart"/>
+            <w:r>
+              <w:rPr>
+                <w:sz w:val="24"/>
+                <w:szCs w:val="24"/>
+              </w:rPr>
+              <w:t xml:space="preserve">text  </w:t>
             </w:r>
             <w:proofErr w:type="spellStart"/>
             <w:r>
@@ -3077,6 +3738,7 @@
               <w:t>desribing</w:t>
             </w:r>
             <w:proofErr w:type="spellEnd"/>
+            <w:proofErr w:type="gramEnd"/>
             <w:r>
               <w:rPr>
                 <w:sz w:val="24"/>
@@ -3098,8 +3760,17 @@
                 <w:sz w:val="24"/>
                 <w:szCs w:val="24"/>
               </w:rPr>
-              <w:t xml:space="preserve"> s example  code</w:t>
-            </w:r>
+              <w:t xml:space="preserve"> s </w:t>
+            </w:r>
+            <w:proofErr w:type="gramStart"/>
+            <w:r>
+              <w:rPr>
+                <w:sz w:val="24"/>
+                <w:szCs w:val="24"/>
+              </w:rPr>
+              <w:t>example  code</w:t>
+            </w:r>
+            <w:proofErr w:type="gramEnd"/>
           </w:p>
         </w:tc>
       </w:tr>
@@ -3128,6 +3799,47 @@
                 <w:szCs w:val="24"/>
               </w:rPr>
             </w:pPr>
+            <w:r>
+              <w:rPr>
+                <w:sz w:val="24"/>
+                <w:szCs w:val="24"/>
+              </w:rPr>
+              <w:drawing>
+                <wp:inline distT="0" distB="0" distL="0" distR="0" wp14:anchorId="6C35C671" wp14:editId="660ABED5">
+                  <wp:extent cx="3968954" cy="3778444"/>
+                  <wp:effectExtent l="0" t="0" r="0" b="0"/>
+                  <wp:docPr id="928784265" name="Picture 1"/>
+                  <wp:cNvGraphicFramePr>
+                    <a:graphicFrameLocks xmlns:a="http://schemas.openxmlformats.org/drawingml/2006/main" noChangeAspect="1"/>
+                  </wp:cNvGraphicFramePr>
+                  <a:graphic xmlns:a="http://schemas.openxmlformats.org/drawingml/2006/main">
+                    <a:graphicData uri="http://schemas.openxmlformats.org/drawingml/2006/picture">
+                      <pic:pic xmlns:pic="http://schemas.openxmlformats.org/drawingml/2006/picture">
+                        <pic:nvPicPr>
+                          <pic:cNvPr id="928784265" name=""/>
+                          <pic:cNvPicPr/>
+                        </pic:nvPicPr>
+                        <pic:blipFill>
+                          <a:blip r:embed="rId9"/>
+                          <a:stretch>
+                            <a:fillRect/>
+                          </a:stretch>
+                        </pic:blipFill>
+                        <pic:spPr>
+                          <a:xfrm>
+                            <a:off x="0" y="0"/>
+                            <a:ext cx="3968954" cy="3778444"/>
+                          </a:xfrm>
+                          <a:prstGeom prst="rect">
+                            <a:avLst/>
+                          </a:prstGeom>
+                        </pic:spPr>
+                      </pic:pic>
+                    </a:graphicData>
+                  </a:graphic>
+                </wp:inline>
+              </w:drawing>
+            </w:r>
           </w:p>
         </w:tc>
         <w:tc>
@@ -3141,6 +3853,303 @@
                 <w:szCs w:val="24"/>
               </w:rPr>
             </w:pPr>
+            <w:r>
+              <w:rPr>
+                <w:sz w:val="24"/>
+                <w:szCs w:val="24"/>
+              </w:rPr>
+              <w:t>Variables</w:t>
+            </w:r>
+            <w:r>
+              <w:rPr>
+                <w:sz w:val="24"/>
+                <w:szCs w:val="24"/>
+              </w:rPr>
+              <w:br/>
+            </w:r>
+            <w:r>
+              <w:rPr>
+                <w:rFonts w:ascii="Segoe UI Emoji" w:hAnsi="Segoe UI Emoji" w:cs="Segoe UI Emoji"/>
+                <w:sz w:val="24"/>
+                <w:szCs w:val="24"/>
+              </w:rPr>
+              <w:t>✅</w:t>
+            </w:r>
+            <w:r>
+              <w:rPr>
+                <w:sz w:val="24"/>
+                <w:szCs w:val="24"/>
+              </w:rPr>
+              <w:t xml:space="preserve"> Strings</w:t>
+            </w:r>
+            <w:r>
+              <w:rPr>
+                <w:sz w:val="24"/>
+                <w:szCs w:val="24"/>
+              </w:rPr>
+              <w:br/>
+            </w:r>
+            <w:r>
+              <w:rPr>
+                <w:rFonts w:ascii="Segoe UI Emoji" w:hAnsi="Segoe UI Emoji" w:cs="Segoe UI Emoji"/>
+                <w:sz w:val="24"/>
+                <w:szCs w:val="24"/>
+              </w:rPr>
+              <w:t>✅</w:t>
+            </w:r>
+            <w:r>
+              <w:rPr>
+                <w:sz w:val="24"/>
+                <w:szCs w:val="24"/>
+              </w:rPr>
+              <w:t xml:space="preserve"> Integers</w:t>
+            </w:r>
+            <w:r>
+              <w:rPr>
+                <w:sz w:val="24"/>
+                <w:szCs w:val="24"/>
+              </w:rPr>
+              <w:br/>
+            </w:r>
+            <w:r>
+              <w:rPr>
+                <w:rFonts w:ascii="Segoe UI Emoji" w:hAnsi="Segoe UI Emoji" w:cs="Segoe UI Emoji"/>
+                <w:sz w:val="24"/>
+                <w:szCs w:val="24"/>
+              </w:rPr>
+              <w:t>✅</w:t>
+            </w:r>
+            <w:r>
+              <w:rPr>
+                <w:sz w:val="24"/>
+                <w:szCs w:val="24"/>
+              </w:rPr>
+              <w:t xml:space="preserve"> Floats</w:t>
+            </w:r>
+            <w:r>
+              <w:rPr>
+                <w:sz w:val="24"/>
+                <w:szCs w:val="24"/>
+              </w:rPr>
+              <w:br/>
+            </w:r>
+            <w:r>
+              <w:rPr>
+                <w:rFonts w:ascii="Segoe UI Emoji" w:hAnsi="Segoe UI Emoji" w:cs="Segoe UI Emoji"/>
+                <w:sz w:val="24"/>
+                <w:szCs w:val="24"/>
+              </w:rPr>
+              <w:t>✅</w:t>
+            </w:r>
+            <w:r>
+              <w:rPr>
+                <w:sz w:val="24"/>
+                <w:szCs w:val="24"/>
+              </w:rPr>
+              <w:t xml:space="preserve"> Booleans</w:t>
+            </w:r>
+            <w:r>
+              <w:rPr>
+                <w:sz w:val="24"/>
+                <w:szCs w:val="24"/>
+              </w:rPr>
+              <w:br/>
+            </w:r>
+            <w:r>
+              <w:rPr>
+                <w:rFonts w:ascii="Segoe UI Emoji" w:hAnsi="Segoe UI Emoji" w:cs="Segoe UI Emoji"/>
+                <w:sz w:val="24"/>
+                <w:szCs w:val="24"/>
+              </w:rPr>
+              <w:t>✅</w:t>
+            </w:r>
+            <w:r>
+              <w:rPr>
+                <w:sz w:val="24"/>
+                <w:szCs w:val="24"/>
+              </w:rPr>
+              <w:t xml:space="preserve"> Lists</w:t>
+            </w:r>
+            <w:r>
+              <w:rPr>
+                <w:sz w:val="24"/>
+                <w:szCs w:val="24"/>
+              </w:rPr>
+              <w:br/>
+            </w:r>
+            <w:r>
+              <w:rPr>
+                <w:rFonts w:ascii="Segoe UI Emoji" w:hAnsi="Segoe UI Emoji" w:cs="Segoe UI Emoji"/>
+                <w:sz w:val="24"/>
+                <w:szCs w:val="24"/>
+              </w:rPr>
+              <w:t>✅</w:t>
+            </w:r>
+            <w:r>
+              <w:rPr>
+                <w:sz w:val="24"/>
+                <w:szCs w:val="24"/>
+              </w:rPr>
+              <w:t xml:space="preserve"> Dictionaries</w:t>
+            </w:r>
+            <w:r>
+              <w:rPr>
+                <w:sz w:val="24"/>
+                <w:szCs w:val="24"/>
+              </w:rPr>
+              <w:br/>
+            </w:r>
+            <w:r>
+              <w:rPr>
+                <w:rFonts w:ascii="Segoe UI Emoji" w:hAnsi="Segoe UI Emoji" w:cs="Segoe UI Emoji"/>
+                <w:sz w:val="24"/>
+                <w:szCs w:val="24"/>
+              </w:rPr>
+              <w:t>✅</w:t>
+            </w:r>
+            <w:r>
+              <w:rPr>
+                <w:sz w:val="24"/>
+                <w:szCs w:val="24"/>
+              </w:rPr>
+              <w:t xml:space="preserve"> Input</w:t>
+            </w:r>
+            <w:r>
+              <w:rPr>
+                <w:sz w:val="24"/>
+                <w:szCs w:val="24"/>
+              </w:rPr>
+              <w:br/>
+            </w:r>
+            <w:r>
+              <w:rPr>
+                <w:rFonts w:ascii="Segoe UI Emoji" w:hAnsi="Segoe UI Emoji" w:cs="Segoe UI Emoji"/>
+                <w:sz w:val="24"/>
+                <w:szCs w:val="24"/>
+              </w:rPr>
+              <w:t>✅</w:t>
+            </w:r>
+            <w:r>
+              <w:rPr>
+                <w:sz w:val="24"/>
+                <w:szCs w:val="24"/>
+              </w:rPr>
+              <w:t xml:space="preserve"> Loops</w:t>
+            </w:r>
+            <w:r>
+              <w:rPr>
+                <w:sz w:val="24"/>
+                <w:szCs w:val="24"/>
+              </w:rPr>
+              <w:br/>
+            </w:r>
+            <w:r>
+              <w:rPr>
+                <w:rFonts w:ascii="Segoe UI Emoji" w:hAnsi="Segoe UI Emoji" w:cs="Segoe UI Emoji"/>
+                <w:sz w:val="24"/>
+                <w:szCs w:val="24"/>
+              </w:rPr>
+              <w:t>✅</w:t>
+            </w:r>
+            <w:r>
+              <w:rPr>
+                <w:sz w:val="24"/>
+                <w:szCs w:val="24"/>
+              </w:rPr>
+              <w:t xml:space="preserve"> Conditionals</w:t>
+            </w:r>
+            <w:r>
+              <w:rPr>
+                <w:sz w:val="24"/>
+                <w:szCs w:val="24"/>
+              </w:rPr>
+              <w:br/>
+            </w:r>
+            <w:r>
+              <w:rPr>
+                <w:rFonts w:ascii="Segoe UI Emoji" w:hAnsi="Segoe UI Emoji" w:cs="Segoe UI Emoji"/>
+                <w:sz w:val="24"/>
+                <w:szCs w:val="24"/>
+              </w:rPr>
+              <w:t>✅</w:t>
+            </w:r>
+            <w:r>
+              <w:rPr>
+                <w:sz w:val="24"/>
+                <w:szCs w:val="24"/>
+              </w:rPr>
+              <w:t xml:space="preserve"> Error handling</w:t>
+            </w:r>
+            <w:r>
+              <w:rPr>
+                <w:sz w:val="24"/>
+                <w:szCs w:val="24"/>
+              </w:rPr>
+              <w:br/>
+            </w:r>
+            <w:r>
+              <w:rPr>
+                <w:rFonts w:ascii="Segoe UI Emoji" w:hAnsi="Segoe UI Emoji" w:cs="Segoe UI Emoji"/>
+                <w:sz w:val="24"/>
+                <w:szCs w:val="24"/>
+              </w:rPr>
+              <w:t>✅</w:t>
+            </w:r>
+            <w:r>
+              <w:rPr>
+                <w:sz w:val="24"/>
+                <w:szCs w:val="24"/>
+              </w:rPr>
+              <w:t xml:space="preserve"> Operators</w:t>
+            </w:r>
+            <w:r>
+              <w:rPr>
+                <w:sz w:val="24"/>
+                <w:szCs w:val="24"/>
+              </w:rPr>
+              <w:br/>
+            </w:r>
+            <w:r>
+              <w:rPr>
+                <w:rFonts w:ascii="Segoe UI Emoji" w:hAnsi="Segoe UI Emoji" w:cs="Segoe UI Emoji"/>
+                <w:sz w:val="24"/>
+                <w:szCs w:val="24"/>
+              </w:rPr>
+              <w:t>✅</w:t>
+            </w:r>
+            <w:r>
+              <w:rPr>
+                <w:sz w:val="24"/>
+                <w:szCs w:val="24"/>
+              </w:rPr>
+              <w:t xml:space="preserve"> f-strings</w:t>
+            </w:r>
+          </w:p>
+          <w:p>
+            <w:pPr>
+              <w:rPr>
+                <w:sz w:val="24"/>
+                <w:szCs w:val="24"/>
+              </w:rPr>
+            </w:pPr>
+          </w:p>
+          <w:p>
+            <w:pPr>
+              <w:rPr>
+                <w:sz w:val="24"/>
+                <w:szCs w:val="24"/>
+              </w:rPr>
+            </w:pPr>
+            <w:hyperlink r:id="rId10" w:history="1">
+              <w:r>
+                <w:rPr>
+                  <w:rStyle w:val="Hyperlink"/>
+                  <w:sz w:val="24"/>
+                  <w:szCs w:val="24"/>
+                </w:rPr>
+                <w:t>raw.githubusercontent.com/michael-dgidc/pythoncourse/refs/heads/main/Day2/profile_creator_simple.py</w:t>
+              </w:r>
+            </w:hyperlink>
           </w:p>
         </w:tc>
       </w:tr>
@@ -4111,7 +5120,7 @@
       </w:r>
     </w:p>
     <w:sectPr>
-      <w:headerReference w:type="default" r:id="rId9"/>
+      <w:headerReference w:type="default" r:id="rId11"/>
       <w:pgSz w:w="11906" w:h="16838"/>
       <w:pgMar w:top="1440" w:right="1440" w:bottom="567" w:left="1440" w:header="708" w:footer="708" w:gutter="0"/>
       <w:cols w:space="708"/>
